--- a/testakten/bautraegervertrag-aus-der-hoelle/gesamt-docx/01-bautraegervertrag.docx
+++ b/testakten/bautraegervertrag-aus-der-hoelle/gesamt-docx/01-bautraegervertrag.docx
@@ -430,6 +430,24 @@
         <w:t xml:space="preserve">Der Verkäufer weist darauf hin, dass die Erschließung des Grundstücks teilweise noch nicht abgeschlossen ist.</w:t>
       </w:r>
     </w:p>
+    <w:p>
+      <w:pPr>
+        <w:pStyle w:val="BodyText"/>
+      </w:pPr>
+      <w:r>
+        <w:rPr>
+          <w:b/>
+          <w:bCs/>
+        </w:rPr>
+        <w:t xml:space="preserve">0.7</w:t>
+      </w:r>
+      <w:r>
+        <w:t xml:space="preserve"> </w:t>
+      </w:r>
+      <w:r>
+        <w:t xml:space="preserve">Der Verkäufer hat für das Bauvorhaben interne Projektunterlagen, insbesondere Baugrund- und Planungsgutachten, Fachplanernachweise, Terminpläne, Kostenverfolgungen sowie Berichte der Projektsteuerung und Objektüberwachung erstellen lassen. Diese Unterlagen dienen ausschließlich der internen Steuerung des Gesamtprojekts. Sie werden dem Käufer nur insoweit zugänglich gemacht, als dies nach zwingenden gesetzlichen Vorschriften erforderlich ist oder der Verkäufer dies zur zweckmäßigen Vertragsdurchführung für angezeigt hält.</w:t>
+      </w:r>
+    </w:p>
     <w:bookmarkEnd w:id="11"/>
     <w:bookmarkEnd w:id="12"/>
     <w:bookmarkStart w:id="13" w:name="kaufgegenstand"/>
@@ -695,7 +713,7 @@
         <w:t xml:space="preserve"> </w:t>
       </w:r>
       <w:r>
-        <w:t xml:space="preserve">Der Käufer hat den Kaufpreis nach folgendem Ratenplan zu zahlen, wobei der Verkäufer die Raten entsprechend dem tatsächlichen Bauablauf in acht Teilbeträgen anfordern wird:</w:t>
+        <w:t xml:space="preserve">Der Käufer hat den Kaufpreis nach folgendem Ratenplan zu zahlen, wobei der Verkäufer die Raten entsprechend dem tatsächlichen Bauablauf in sieben Teilbeträgen anfordern wird:</w:t>
       </w:r>
     </w:p>
     <w:tbl>
@@ -767,7 +785,7 @@
               <w:pStyle w:val="Compact"/>
             </w:pPr>
             <w:r>
-              <w:t xml:space="preserve">mit Wirksamkeit des Vertrages und Vorliegen der Voraussetzungen nach § 3.1, jedoch vor Beginn der Erdarbeiten</w:t>
+              <w:t xml:space="preserve">nach Beginn der Erdarbeiten</w:t>
             </w:r>
           </w:p>
         </w:tc>
@@ -778,7 +796,7 @@
               <w:pStyle w:val="Compact"/>
             </w:pPr>
             <w:r>
-              <w:t xml:space="preserve">56,0 %</w:t>
+              <w:t xml:space="preserve">30,0 %</w:t>
             </w:r>
           </w:p>
         </w:tc>
@@ -802,7 +820,7 @@
               <w:pStyle w:val="Compact"/>
             </w:pPr>
             <w:r>
-              <w:t xml:space="preserve">nach Beginn der Erdarbeiten</w:t>
+              <w:t xml:space="preserve">nach Rohbaufertigstellung einschließlich Zimmererarbeiten</w:t>
             </w:r>
           </w:p>
         </w:tc>
@@ -813,7 +831,7 @@
               <w:pStyle w:val="Compact"/>
             </w:pPr>
             <w:r>
-              <w:t xml:space="preserve">9,0 %</w:t>
+              <w:t xml:space="preserve">28,0 %</w:t>
             </w:r>
           </w:p>
         </w:tc>
@@ -837,7 +855,7 @@
               <w:pStyle w:val="Compact"/>
             </w:pPr>
             <w:r>
-              <w:t xml:space="preserve">nach Rohbaufertigstellung einschließlich Zimmererarbeiten</w:t>
+              <w:t xml:space="preserve">nach Herstellung der Dachflächen und Dachrinnen, Ausführung der Rohinstallation der Heizungs-, Sanitär- und Elektroanlagen sowie Fenstereinbau einschließlich Verglasung</w:t>
             </w:r>
           </w:p>
         </w:tc>
@@ -848,7 +866,7 @@
               <w:pStyle w:val="Compact"/>
             </w:pPr>
             <w:r>
-              <w:t xml:space="preserve">8,0 %</w:t>
+              <w:t xml:space="preserve">18,9 %</w:t>
             </w:r>
           </w:p>
         </w:tc>
@@ -872,7 +890,7 @@
               <w:pStyle w:val="Compact"/>
             </w:pPr>
             <w:r>
-              <w:t xml:space="preserve">nach Ausführung der Rohinstallation der Heizungs-, Sanitär- und Elektroanlagen sowie nach Fenstereinbau</w:t>
+              <w:t xml:space="preserve">nach Innenputz, Estrich und Fliesenarbeiten im Sanitärbereich</w:t>
             </w:r>
           </w:p>
         </w:tc>
@@ -883,7 +901,7 @@
               <w:pStyle w:val="Compact"/>
             </w:pPr>
             <w:r>
-              <w:t xml:space="preserve">7,5 %</w:t>
+              <w:t xml:space="preserve">9,1 %</w:t>
             </w:r>
           </w:p>
         </w:tc>
@@ -907,7 +925,7 @@
               <w:pStyle w:val="Compact"/>
             </w:pPr>
             <w:r>
-              <w:t xml:space="preserve">nach Innenputz und Estrich</w:t>
+              <w:t xml:space="preserve">nach Bezugsfertigkeit Zug um Zug gegen Besitzübergabe</w:t>
             </w:r>
           </w:p>
         </w:tc>
@@ -918,7 +936,7 @@
               <w:pStyle w:val="Compact"/>
             </w:pPr>
             <w:r>
-              <w:t xml:space="preserve">6,0 %</w:t>
+              <w:t xml:space="preserve">8,4 %</w:t>
             </w:r>
           </w:p>
         </w:tc>
@@ -942,7 +960,7 @@
               <w:pStyle w:val="Compact"/>
             </w:pPr>
             <w:r>
-              <w:t xml:space="preserve">nach Herstellung der Dachflächen, Fassadenarbeiten und Fliesenarbeiten</w:t>
+              <w:t xml:space="preserve">nach Fassadenarbeiten</w:t>
             </w:r>
           </w:p>
         </w:tc>
@@ -953,7 +971,7 @@
               <w:pStyle w:val="Compact"/>
             </w:pPr>
             <w:r>
-              <w:t xml:space="preserve">5,0 %</w:t>
+              <w:t xml:space="preserve">2,1 %</w:t>
             </w:r>
           </w:p>
         </w:tc>
@@ -977,7 +995,7 @@
               <w:pStyle w:val="Compact"/>
             </w:pPr>
             <w:r>
-              <w:t xml:space="preserve">nach Bezugsfertigkeit</w:t>
+              <w:t xml:space="preserve">nach vollständiger Fertigstellung</w:t>
             </w:r>
           </w:p>
         </w:tc>
@@ -988,42 +1006,7 @@
               <w:pStyle w:val="Compact"/>
             </w:pPr>
             <w:r>
-              <w:t xml:space="preserve">5,5 %</w:t>
-            </w:r>
-          </w:p>
-        </w:tc>
-      </w:tr>
-      <w:tr>
-        <w:tc>
-          <w:tcPr/>
-          <w:p>
-            <w:pPr>
-              <w:pStyle w:val="Compact"/>
-            </w:pPr>
-            <w:r>
-              <w:t xml:space="preserve">8. Rate</w:t>
-            </w:r>
-          </w:p>
-        </w:tc>
-        <w:tc>
-          <w:tcPr/>
-          <w:p>
-            <w:pPr>
-              <w:pStyle w:val="Compact"/>
-            </w:pPr>
-            <w:r>
-              <w:t xml:space="preserve">nach vollständiger Fertigstellung und Übergabe sämtlicher Außenanlagen</w:t>
-            </w:r>
-          </w:p>
-        </w:tc>
-        <w:tc>
-          <w:tcPr/>
-          <w:p>
-            <w:pPr>
-              <w:pStyle w:val="Compact"/>
-            </w:pPr>
-            <w:r>
-              <w:t xml:space="preserve">3,0 %</w:t>
+              <w:t xml:space="preserve">3,5 %</w:t>
             </w:r>
           </w:p>
         </w:tc>
@@ -1034,7 +1017,7 @@
         <w:pStyle w:val="BodyText"/>
       </w:pPr>
       <w:r>
-        <w:t xml:space="preserve">Die Raten sind jeweils zur Zahlung fällig, wenn der Verkäufer den Käufer unter Vorlage einer Bestätigung des Bauleiters über den Baufortschritt schriftlich zur Zahlung aufgefordert hat. Eine Vor-Ort-Prüfung des Bautenstandes durch den Käufer oder eine von ihm beauftragte Person ist nicht erforderlich; der Käufer erkennt die Bauleiterbestätigung als ausreichenden Nachweis an.</w:t>
+        <w:t xml:space="preserve">Die Raten sind jeweils zur Zahlung fällig, wenn der Verkäufer den Käufer unter Vorlage einer Bestätigung des vom Verkäufer beauftragten Bauleiters oder Projektcontrollers über den Baufortschritt schriftlich zur Zahlung aufgefordert hat. Eine eigene Prüfung des Bautenstandes durch den Käufer oder eine von ihm beauftragte Person bleibt nach Maßgabe von § 8 möglich, hemmt die Fälligkeit der jeweiligen Rate jedoch nicht, sofern der Käufer nicht binnen fünf Bankarbeitstagen nach Zugang der Zahlungsaufforderung einen gegenteiligen, prüffähigen Sachverständigenbericht vorlegt.</w:t>
       </w:r>
     </w:p>
     <w:p>
@@ -1216,6 +1199,40 @@
           <w:b/>
           <w:bCs/>
         </w:rPr>
+        <w:t xml:space="preserve">5.2</w:t>
+      </w:r>
+      <w:r>
+        <w:t xml:space="preserve"> </w:t>
+      </w:r>
+      <w:r>
+        <w:t xml:space="preserve">Planung, Projektsteuerung und Objektüberwachung</w:t>
+      </w:r>
+    </w:p>
+    <w:p>
+      <w:pPr>
+        <w:pStyle w:val="BodyText"/>
+      </w:pPr>
+      <w:r>
+        <w:t xml:space="preserve">Der Verkäufer organisiert die Planung, Fachplanung, Projektsteuerung und Objektüberwachung des Bauvorhabens in eigener Verantwortung. Soweit für das Bauvorhaben Leistungen erbracht werden, die ihrer Art nach Leistungsphasen der Honorarordnung für Architekten und Ingenieure entsprechen, dienen diese Leistungen ausschließlich dem Verhältnis des Verkäufers zu seinen Planern und Fachplanern. Aus der Beauftragung oder Nichtbeauftragung einzelner Leistungsphasen, insbesondere der Ausführungsplanung, der Mitwirkung bei der Vergabe, der Objektüberwachung oder der Objektbetreuung, werden keine eigenen Rechte des Käufers gegen Planer, Fachplaner, Projektsteuerer, Bauleiter oder sonstige Baubeteiligte begründet.</w:t>
+      </w:r>
+    </w:p>
+    <w:p>
+      <w:pPr>
+        <w:pStyle w:val="BodyText"/>
+      </w:pPr>
+      <w:r>
+        <w:t xml:space="preserve">Die laufenden Berichte der Objektüberwachung, Bautagebücher, Prüfvermerke, Mängellisten, Kostenberichte und Terminfortschreibungen sind interne Arbeitsunterlagen des Verkäufers. Der Käufer erhält hieraus Auszüge nur, soweit sie nach zwingendem Recht zur Finanzierung, Förderung, öffentlich-rechtlichen Nachweisführung oder Abnahme erforderlich sind. Der Käufer erkennt an, dass die technische Qualitätssicherung des Verkäufers im Interesse einer einheitlichen Projektdurchführung zentralisiert erfolgt.</w:t>
+      </w:r>
+    </w:p>
+    <w:p>
+      <w:pPr>
+        <w:pStyle w:val="BodyText"/>
+      </w:pPr>
+      <w:r>
+        <w:rPr>
+          <w:b/>
+          <w:bCs/>
+        </w:rPr>
         <w:t xml:space="preserve">5.3</w:t>
       </w:r>
       <w:r>
@@ -1433,6 +1450,60 @@
           <w:bCs/>
         </w:rPr>
         <w:t xml:space="preserve">5.11</w:t>
+      </w:r>
+      <w:r>
+        <w:t xml:space="preserve"> </w:t>
+      </w:r>
+      <w:r>
+        <w:t xml:space="preserve">Baugrund, Grundwasser und Baugrube. Dem Verkäufer liegen orientierende Baugrund- und Gründungsempfehlungen vor. Die darin enthaltenen Annahmen beruhen auf punktuellen Aufschlüssen und werden im Zuge der weiteren Ausführung fortgeschrieben. Abweichungen des tatsächlichen Baugrunds, Grundwasserstände, Wasserhaltungsmaßnahmen, Kampfmittel-, Altlasten- oder Entsorgungsbefunde sowie hierdurch erforderliche technische Anpassungen gelten nicht als Abweichung von der vereinbarten Beschaffenheit, sofern die Gebrauchstauglichkeit der Wohnung nach Fertigstellung nicht wesentlich beeinträchtigt wird. Die hierdurch verursachten Bauzeitverlängerungen gelten als vom Verkäufer nicht zu vertreten.</w:t>
+      </w:r>
+    </w:p>
+    <w:p>
+      <w:pPr>
+        <w:pStyle w:val="BodyText"/>
+      </w:pPr>
+      <w:r>
+        <w:rPr>
+          <w:b/>
+          <w:bCs/>
+        </w:rPr>
+        <w:t xml:space="preserve">5.12</w:t>
+      </w:r>
+      <w:r>
+        <w:t xml:space="preserve"> </w:t>
+      </w:r>
+      <w:r>
+        <w:t xml:space="preserve">Schall-, Wärme-, Feuchte- und Brandschutz. Die öffentlich-rechtlich erforderlichen Nachweise werden durch den Verkäufer eingeholt. Eine darüberhinausgehende Beschaffenheit, insbesondere ein erhöhter Schallschutz, eine bestimmte Behaglichkeitsklasse, eine bestimmte Raumluftqualität oder eine bestimmte sommerliche Kühlleistung, wird nur geschuldet, soweit dies in der Baubeschreibung ausdrücklich mit Zahlenwerten vereinbart ist. Kondensat-, Schimmel- oder Feuchteschäden, die auf ein nicht den jeweiligen Nutzungshinweisen entsprechendes Heizungs-, Lüftungs- oder Möblierungsverhalten zurückzuführen sind, stellen keinen Mangel dar.</w:t>
+      </w:r>
+    </w:p>
+    <w:p>
+      <w:pPr>
+        <w:pStyle w:val="BodyText"/>
+      </w:pPr>
+      <w:r>
+        <w:rPr>
+          <w:b/>
+          <w:bCs/>
+        </w:rPr>
+        <w:t xml:space="preserve">5.13</w:t>
+      </w:r>
+      <w:r>
+        <w:t xml:space="preserve"> </w:t>
+      </w:r>
+      <w:r>
+        <w:t xml:space="preserve">Technische Anlagen, Wartung, Betrieb. Der Käufer nimmt zur Kenntnis, dass Aufzüge, Lüftungsanlagen, Entwässerungsanlagen, Pumpen, Tiefgaragenentlüftung, Brandmelde- und Rauchabzugseinrichtungen, Heizungs- und Warmwassertechnik sowie etwaige Lade- oder Photovoltaikinfrastruktur regelmäßiger Wartung bedürfen. Der Verkäufer oder der Erstverwalter ist berechtigt, zur Sicherstellung der Erstbetriebsphase Wartungs-, Betriebsführungs-, Mess- und Energielieferungsverträge mit einer anfänglichen Laufzeit von bis zu sieben Jahren abzuschließen. Die daraus entstehenden Kosten tragen die Eigentümer nach Maßgabe der Teilungserklärung.</w:t>
+      </w:r>
+    </w:p>
+    <w:p>
+      <w:pPr>
+        <w:pStyle w:val="BodyText"/>
+      </w:pPr>
+      <w:r>
+        <w:rPr>
+          <w:b/>
+          <w:bCs/>
+        </w:rPr>
+        <w:t xml:space="preserve">5.14</w:t>
       </w:r>
       <w:r>
         <w:t xml:space="preserve"> </w:t>
@@ -1624,7 +1695,43 @@
         <w:t xml:space="preserve"> </w:t>
       </w:r>
       <w:r>
-        <w:t xml:space="preserve">Der Käufer darf das Grundstück während der Bauzeit nicht ohne ausdrückliche schriftliche Zustimmung des Verkäufers betreten. Eigene Bautenstandskontrollen sind nicht zulässig. Verstöße gegen diese Regelung berechtigen den Verkäufer zur Geltendmachung einer Vertragsstrafe in Höhe von 2 500,00 EUR pro Vorfall.</w:t>
+        <w:t xml:space="preserve">Der Käufer darf das Grundstück während der Bauzeit aus Gründen der Verkehrssicherheit, des Arbeitsschutzes und der geordneten Bauabwicklung nur nach vorheriger Abstimmung mit dem Verkäufer betreten. Der Verkäufer bietet dem Käufer nach billigem Ermessen bis zu zwei begleitete Besichtigungstermine vor Bezugsfertigkeit sowie einen Termin zur Abnahme der Sondereigentumseinheit an. Weitergehende Besichtigungen können abgelehnt werden, wenn sie den Bauablauf, Sicherheitsvorgaben, Nachunternehmerinteressen oder den Vertrieb anderer Einheiten beeinträchtigen.</w:t>
+      </w:r>
+    </w:p>
+    <w:p>
+      <w:pPr>
+        <w:pStyle w:val="BodyText"/>
+      </w:pPr>
+      <w:r>
+        <w:rPr>
+          <w:b/>
+          <w:bCs/>
+        </w:rPr>
+        <w:t xml:space="preserve">8.2</w:t>
+      </w:r>
+      <w:r>
+        <w:t xml:space="preserve"> </w:t>
+      </w:r>
+      <w:r>
+        <w:t xml:space="preserve">Der Käufer kann zu den nach § 8.1 zugelassenen Terminen einen privaten Sachverständigen hinzuziehen, sofern dieser dem Verkäufer spätestens fünf Bankarbeitstage vor dem Termin benannt wird, einen geeigneten Versicherungsschutz nachweist und sich verpflichtet, keine Weisungen an Baubeteiligte zu erteilen, keine Bauteilöffnungen vorzunehmen und keine Fotos von fremden Einheiten, Beschäftigten, Nachunternehmerleistungen oder sicherheitsrelevanten Einrichtungen anzufertigen. Feststellungen des privaten Sachverständigen entfalten keine Bindungswirkung für die Objektüberwachung des Verkäufers und hemmen nicht die Fälligkeit angeforderter Raten.</w:t>
+      </w:r>
+    </w:p>
+    <w:p>
+      <w:pPr>
+        <w:pStyle w:val="BodyText"/>
+      </w:pPr>
+      <w:r>
+        <w:rPr>
+          <w:b/>
+          <w:bCs/>
+        </w:rPr>
+        <w:t xml:space="preserve">8.3</w:t>
+      </w:r>
+      <w:r>
+        <w:t xml:space="preserve"> </w:t>
+      </w:r>
+      <w:r>
+        <w:t xml:space="preserve">Verstöße gegen die Zutritts- und Verhaltensregelungen berechtigen den Verkäufer zur Geltendmachung einer Vertragsstrafe in Höhe von 2 500,00 EUR pro Vorfall. Weitergehende Ansprüche bleiben unberührt.</w:t>
       </w:r>
     </w:p>
     <w:bookmarkEnd w:id="20"/>
@@ -2033,6 +2140,24 @@
         <w:t xml:space="preserve">Die Kosten dieser Urkunde und ihres Vollzugs trägt der Käufer.</w:t>
       </w:r>
     </w:p>
+    <w:p>
+      <w:pPr>
+        <w:pStyle w:val="BodyText"/>
+      </w:pPr>
+      <w:r>
+        <w:rPr>
+          <w:b/>
+          <w:bCs/>
+        </w:rPr>
+        <w:t xml:space="preserve">13.5</w:t>
+      </w:r>
+      <w:r>
+        <w:t xml:space="preserve"> </w:t>
+      </w:r>
+      <w:r>
+        <w:t xml:space="preserve">Der Käufer trägt die auf seine Einheit entfallenden Kosten der erstmaligen Einrichtung und Übergabe der WEG-Verwaltung, der technischen Betriebsführung, der Einweisung in gemeinschaftliche Anlagen sowie der für die Erstbetriebsphase abgeschlossenen Wartungs- und Dienstleistungsverträge. Eine Überprüfung der Wirtschaftlichkeit dieser Verträge durch einzelne Erwerber ist vor Übergabe des Gemeinschaftseigentums nicht geschuldet.</w:t>
+      </w:r>
+    </w:p>
     <w:bookmarkEnd w:id="25"/>
     <w:bookmarkStart w:id="26" w:name="belehrungen"/>
     <w:p>
@@ -2120,7 +2245,19 @@
         </w:numPr>
       </w:pPr>
       <w:r>
-        <w:t xml:space="preserve">die gesetzliche Verjährungsfrist für Mängelansprüche im Werkvertragsrecht.</w:t>
+        <w:t xml:space="preserve">die gesetzliche Verjährungsfrist für Mängelansprüche im Werkvertragsrecht,</w:t>
+      </w:r>
+    </w:p>
+    <w:p>
+      <w:pPr>
+        <w:pStyle w:val="Compact"/>
+        <w:numPr>
+          <w:ilvl w:val="0"/>
+          <w:numId w:val="1003"/>
+        </w:numPr>
+      </w:pPr>
+      <w:r>
+        <w:t xml:space="preserve">die Möglichkeit, eigene technische Berater hinzuzuziehen, wobei der Notar keine technische Prüfung des Baugrunds, der Bauüberwachung, der Fachplanung oder der Wirtschaftlichkeit von Betriebs- und Wartungsverträgen vorgenommen hat.</w:t>
       </w:r>
     </w:p>
     <w:p>
@@ -2591,10 +2728,10 @@
   <w:docDefaults>
     <w:rPrDefault>
       <w:rPr>
-        <w:rFonts w:asciiTheme="minorHAnsi" w:cstheme="minorBidi" w:eastAsiaTheme="minorHAnsi" w:hAnsiTheme="minorHAnsi"/>
+        <w:rFonts w:asciiTheme="minorHAnsi" w:cstheme="minorBidi" w:eastAsiaTheme="minorEastAsia" w:hAnsiTheme="minorHAnsi"/>
         <w:sz w:val="24"/>
         <w:szCs w:val="24"/>
-        <w:lang w:bidi="ar-SA" w:eastAsia="en-US" w:val="en-US"/>
+        <w:lang w:bidi="ar-SA" w:eastAsia="zh-CN" w:val="en-US"/>
       </w:rPr>
     </w:rPrDefault>
     <w:pPrDefault>
@@ -3135,13 +3272,6 @@
       </w:tblCellMar>
     </w:tblPr>
     <w:tblStylePr w:type="firstRow">
-      <w:tblPr>
-        <w:jc w:val="left"/>
-        <w:tblInd w:type="dxa" w:w="0"/>
-      </w:tblPr>
-      <w:trPr>
-        <w:jc w:val="left"/>
-      </w:trPr>
       <w:tcPr>
         <w:tcBorders>
           <w:bottom w:val="single"/>

--- a/testakten/bautraegervertrag-aus-der-hoelle/gesamt-docx/01-bautraegervertrag.docx
+++ b/testakten/bautraegervertrag-aus-der-hoelle/gesamt-docx/01-bautraegervertrag.docx
@@ -7,7 +7,43 @@
         <w:pStyle w:val="Title"/>
       </w:pPr>
       <w:r>
-        <w:t xml:space="preserve">Wohnungsbauträgervertrag mit Auflassung — UR-Nr. 188/2026 KQ</w:t>
+        <w:t xml:space="preserve">Wohnungsbauträgervertrag</w:t>
+      </w:r>
+      <w:r>
+        <w:t xml:space="preserve"> </w:t>
+      </w:r>
+      <w:r>
+        <w:t xml:space="preserve">mit</w:t>
+      </w:r>
+      <w:r>
+        <w:t xml:space="preserve"> </w:t>
+      </w:r>
+      <w:r>
+        <w:t xml:space="preserve">Auflassung</w:t>
+      </w:r>
+      <w:r>
+        <w:t xml:space="preserve"> </w:t>
+      </w:r>
+      <w:r>
+        <w:t xml:space="preserve">—</w:t>
+      </w:r>
+      <w:r>
+        <w:t xml:space="preserve"> </w:t>
+      </w:r>
+      <w:r>
+        <w:t xml:space="preserve">UR-Nr.</w:t>
+      </w:r>
+      <w:r>
+        <w:t xml:space="preserve"> </w:t>
+      </w:r>
+      <w:r>
+        <w:t xml:space="preserve">188/2026</w:t>
+      </w:r>
+      <w:r>
+        <w:t xml:space="preserve"> </w:t>
+      </w:r>
+      <w:r>
+        <w:t xml:space="preserve">KQ</w:t>
       </w:r>
     </w:p>
     <w:p>
@@ -15,10 +51,87 @@
         <w:pStyle w:val="Subtitle"/>
       </w:pPr>
       <w:r>
-        <w:t xml:space="preserve">Testakte „Bauträgervertrag aus der Hölle” — fiktive Urkunde mit eingebauten Mängeln zu Schulungszwecken</w:t>
-      </w:r>
-    </w:p>
-    <w:bookmarkStart w:id="10" w:name="ur-nr.-1882026-kq"/>
+        <w:t xml:space="preserve">Testakte</w:t>
+      </w:r>
+      <w:r>
+        <w:t xml:space="preserve"> </w:t>
+      </w:r>
+      <w:r>
+        <w:t xml:space="preserve">„Bauträgervertrag</w:t>
+      </w:r>
+      <w:r>
+        <w:t xml:space="preserve"> </w:t>
+      </w:r>
+      <w:r>
+        <w:t xml:space="preserve">aus</w:t>
+      </w:r>
+      <w:r>
+        <w:t xml:space="preserve"> </w:t>
+      </w:r>
+      <w:r>
+        <w:t xml:space="preserve">der</w:t>
+      </w:r>
+      <w:r>
+        <w:t xml:space="preserve"> </w:t>
+      </w:r>
+      <w:r>
+        <w:t xml:space="preserve">Hölle”</w:t>
+      </w:r>
+      <w:r>
+        <w:t xml:space="preserve"> </w:t>
+      </w:r>
+      <w:r>
+        <w:t xml:space="preserve">—</w:t>
+      </w:r>
+      <w:r>
+        <w:t xml:space="preserve"> </w:t>
+      </w:r>
+      <w:r>
+        <w:t xml:space="preserve">fiktive</w:t>
+      </w:r>
+      <w:r>
+        <w:t xml:space="preserve"> </w:t>
+      </w:r>
+      <w:r>
+        <w:t xml:space="preserve">Urkunde</w:t>
+      </w:r>
+      <w:r>
+        <w:t xml:space="preserve"> </w:t>
+      </w:r>
+      <w:r>
+        <w:t xml:space="preserve">mit</w:t>
+      </w:r>
+      <w:r>
+        <w:t xml:space="preserve"> </w:t>
+      </w:r>
+      <w:r>
+        <w:t xml:space="preserve">eingebauten</w:t>
+      </w:r>
+      <w:r>
+        <w:t xml:space="preserve"> </w:t>
+      </w:r>
+      <w:r>
+        <w:t xml:space="preserve">Mängeln</w:t>
+      </w:r>
+      <w:r>
+        <w:t xml:space="preserve"> </w:t>
+      </w:r>
+      <w:r>
+        <w:t xml:space="preserve">zu</w:t>
+      </w:r>
+      <w:r>
+        <w:t xml:space="preserve"> </w:t>
+      </w:r>
+      <w:r>
+        <w:t xml:space="preserve">Schulungszwecken</w:t>
+      </w:r>
+    </w:p>
+    <w:p>
+      <w:r>
+        <w:br w:type="page"/>
+      </w:r>
+    </w:p>
+    <w:bookmarkStart w:id="21" w:name="ur-nr.-1882026-kq"/>
     <w:p>
       <w:pPr>
         <w:pStyle w:val="Heading1"/>
@@ -27,7 +140,7 @@
         <w:t xml:space="preserve">UR-Nr. 188/2026 KQ</w:t>
       </w:r>
     </w:p>
-    <w:bookmarkStart w:id="9" w:name="verhandelt"/>
+    <w:bookmarkStart w:id="20" w:name="verhandelt"/>
     <w:p>
       <w:pPr>
         <w:pStyle w:val="Heading2"/>
@@ -58,8 +171,8 @@
       </w:pPr>
       <w:r>
         <w:rPr>
-          <w:b/>
-          <w:bCs/>
+          <w:bCs/>
+          <w:b/>
         </w:rPr>
         <w:t xml:space="preserve">Dr. Adalbert von Sickingen-Querfurt</w:t>
       </w:r>
@@ -92,8 +205,8 @@
       </w:r>
       <w:r>
         <w:rPr>
-          <w:b/>
-          <w:bCs/>
+          <w:bCs/>
+          <w:b/>
         </w:rPr>
         <w:t xml:space="preserve">Roswitha Quendel-Bingenheimer</w:t>
       </w:r>
@@ -131,8 +244,8 @@
       </w:pPr>
       <w:r>
         <w:rPr>
-          <w:b/>
-          <w:bCs/>
+          <w:bCs/>
+          <w:b/>
         </w:rPr>
         <w:t xml:space="preserve">Hohenwartshofen Quartiersentwicklung GmbH &amp; Co. KG</w:t>
       </w:r>
@@ -181,8 +294,8 @@
       </w:r>
       <w:r>
         <w:rPr>
-          <w:b/>
-          <w:bCs/>
+          <w:bCs/>
+          <w:b/>
         </w:rPr>
         <w:t xml:space="preserve">Dr. Eberwein Übelacker-Strohmeyer</w:t>
       </w:r>
@@ -246,9 +359,9 @@
         <w:t xml:space="preserve">Die Erschienenen baten sodann um die Beurkundung des nachstehenden</w:t>
       </w:r>
     </w:p>
-    <w:bookmarkEnd w:id="9"/>
-    <w:bookmarkEnd w:id="10"/>
-    <w:bookmarkStart w:id="12" w:name="wohnungsbauträgervertrags-mit-auflassung"/>
+    <w:bookmarkEnd w:id="20"/>
+    <w:bookmarkEnd w:id="21"/>
+    <w:bookmarkStart w:id="23" w:name="wohnungsbauträgervertrags-mit-auflassung"/>
     <w:p>
       <w:pPr>
         <w:pStyle w:val="Heading1"/>
@@ -257,7 +370,7 @@
         <w:t xml:space="preserve">Wohnungsbauträgervertrags mit Auflassung</w:t>
       </w:r>
     </w:p>
-    <w:bookmarkStart w:id="11" w:name="vorbemerkungen"/>
+    <w:bookmarkStart w:id="22" w:name="vorbemerkungen"/>
     <w:p>
       <w:pPr>
         <w:pStyle w:val="Heading2"/>
@@ -272,8 +385,8 @@
       </w:pPr>
       <w:r>
         <w:rPr>
-          <w:b/>
-          <w:bCs/>
+          <w:bCs/>
+          <w:b/>
         </w:rPr>
         <w:t xml:space="preserve">0.1</w:t>
       </w:r>
@@ -322,8 +435,8 @@
       </w:pPr>
       <w:r>
         <w:rPr>
-          <w:b/>
-          <w:bCs/>
+          <w:bCs/>
+          <w:b/>
         </w:rPr>
         <w:t xml:space="preserve">0.2</w:t>
       </w:r>
@@ -364,8 +477,8 @@
       </w:pPr>
       <w:r>
         <w:rPr>
-          <w:b/>
-          <w:bCs/>
+          <w:bCs/>
+          <w:b/>
         </w:rPr>
         <w:t xml:space="preserve">0.3</w:t>
       </w:r>
@@ -382,8 +495,8 @@
       </w:pPr>
       <w:r>
         <w:rPr>
-          <w:b/>
-          <w:bCs/>
+          <w:bCs/>
+          <w:b/>
         </w:rPr>
         <w:t xml:space="preserve">0.4</w:t>
       </w:r>
@@ -400,8 +513,8 @@
       </w:pPr>
       <w:r>
         <w:rPr>
-          <w:b/>
-          <w:bCs/>
+          <w:bCs/>
+          <w:b/>
         </w:rPr>
         <w:t xml:space="preserve">0.5</w:t>
       </w:r>
@@ -418,8 +531,8 @@
       </w:pPr>
       <w:r>
         <w:rPr>
-          <w:b/>
-          <w:bCs/>
+          <w:bCs/>
+          <w:b/>
         </w:rPr>
         <w:t xml:space="preserve">0.6</w:t>
       </w:r>
@@ -436,8 +549,8 @@
       </w:pPr>
       <w:r>
         <w:rPr>
-          <w:b/>
-          <w:bCs/>
+          <w:bCs/>
+          <w:b/>
         </w:rPr>
         <w:t xml:space="preserve">0.7</w:t>
       </w:r>
@@ -448,9 +561,14 @@
         <w:t xml:space="preserve">Der Verkäufer hat für das Bauvorhaben interne Projektunterlagen, insbesondere Baugrund- und Planungsgutachten, Fachplanernachweise, Terminpläne, Kostenverfolgungen sowie Berichte der Projektsteuerung und Objektüberwachung erstellen lassen. Diese Unterlagen dienen ausschließlich der internen Steuerung des Gesamtprojekts. Sie werden dem Käufer nur insoweit zugänglich gemacht, als dies nach zwingenden gesetzlichen Vorschriften erforderlich ist oder der Verkäufer dies zur zweckmäßigen Vertragsdurchführung für angezeigt hält.</w:t>
       </w:r>
     </w:p>
-    <w:bookmarkEnd w:id="11"/>
-    <w:bookmarkEnd w:id="12"/>
-    <w:bookmarkStart w:id="13" w:name="kaufgegenstand"/>
+    <w:p>
+      <w:r>
+        <w:br w:type="page"/>
+      </w:r>
+    </w:p>
+    <w:bookmarkEnd w:id="22"/>
+    <w:bookmarkEnd w:id="23"/>
+    <w:bookmarkStart w:id="24" w:name="kaufgegenstand"/>
     <w:p>
       <w:pPr>
         <w:pStyle w:val="Heading1"/>
@@ -465,8 +583,8 @@
       </w:pPr>
       <w:r>
         <w:rPr>
-          <w:b/>
-          <w:bCs/>
+          <w:bCs/>
+          <w:b/>
         </w:rPr>
         <w:t xml:space="preserve">1.1</w:t>
       </w:r>
@@ -491,8 +609,8 @@
       </w:pPr>
       <w:r>
         <w:rPr>
-          <w:b/>
-          <w:bCs/>
+          <w:bCs/>
+          <w:b/>
         </w:rPr>
         <w:t xml:space="preserve">1.2</w:t>
       </w:r>
@@ -509,8 +627,8 @@
       </w:pPr>
       <w:r>
         <w:rPr>
-          <w:b/>
-          <w:bCs/>
+          <w:bCs/>
+          <w:b/>
         </w:rPr>
         <w:t xml:space="preserve">1.3</w:t>
       </w:r>
@@ -537,8 +655,13 @@
         <w:t xml:space="preserve">In Abteilung III ist eine Gesamtgrundschuld in Höhe von 92 800 000,00 EUR zugunsten der Pommersche Hypotheken-Bank AG eingetragen.</w:t>
       </w:r>
     </w:p>
-    <w:bookmarkEnd w:id="13"/>
-    <w:bookmarkStart w:id="14" w:name="kaufpreis"/>
+    <w:p>
+      <w:r>
+        <w:br w:type="page"/>
+      </w:r>
+    </w:p>
+    <w:bookmarkEnd w:id="24"/>
+    <w:bookmarkStart w:id="25" w:name="kaufpreis"/>
     <w:p>
       <w:pPr>
         <w:pStyle w:val="Heading1"/>
@@ -553,8 +676,8 @@
       </w:pPr>
       <w:r>
         <w:rPr>
-          <w:b/>
-          <w:bCs/>
+          <w:bCs/>
+          <w:b/>
         </w:rPr>
         <w:t xml:space="preserve">2.1</w:t>
       </w:r>
@@ -571,8 +694,8 @@
       </w:pPr>
       <w:r>
         <w:rPr>
-          <w:b/>
-          <w:bCs/>
+          <w:bCs/>
+          <w:b/>
         </w:rPr>
         <w:t xml:space="preserve">789.500,00 EUR</w:t>
       </w:r>
@@ -591,8 +714,8 @@
       </w:pPr>
       <w:r>
         <w:rPr>
-          <w:b/>
-          <w:bCs/>
+          <w:bCs/>
+          <w:b/>
         </w:rPr>
         <w:t xml:space="preserve">2.2</w:t>
       </w:r>
@@ -609,8 +732,8 @@
       </w:pPr>
       <w:r>
         <w:rPr>
-          <w:b/>
-          <w:bCs/>
+          <w:bCs/>
+          <w:b/>
         </w:rPr>
         <w:t xml:space="preserve">2.3</w:t>
       </w:r>
@@ -621,8 +744,13 @@
         <w:t xml:space="preserve">Nicht im Kaufpreis enthalten sind die bei Notar, Grundbuchamt und Behörden anfallenden Gebühren, die Grunderwerbsteuer, sämtliche Kosten der Erschließung und der erstmaligen Anschlüsse an Ver- und Entsorgungsanlagen (vgl. § 7) sowie Kosten, die durch nachträgliche Sonderwünsche des Käufers veranlasst sind.</w:t>
       </w:r>
     </w:p>
-    <w:bookmarkEnd w:id="14"/>
-    <w:bookmarkStart w:id="15" w:name="kaufpreiszahlung-fälligkeit"/>
+    <w:p>
+      <w:r>
+        <w:br w:type="page"/>
+      </w:r>
+    </w:p>
+    <w:bookmarkEnd w:id="25"/>
+    <w:bookmarkStart w:id="26" w:name="kaufpreiszahlung-fälligkeit"/>
     <w:p>
       <w:pPr>
         <w:pStyle w:val="Heading1"/>
@@ -637,8 +765,8 @@
       </w:pPr>
       <w:r>
         <w:rPr>
-          <w:b/>
-          <w:bCs/>
+          <w:bCs/>
+          <w:b/>
         </w:rPr>
         <w:t xml:space="preserve">3.1</w:t>
       </w:r>
@@ -704,8 +832,8 @@
       </w:pPr>
       <w:r>
         <w:rPr>
-          <w:b/>
-          <w:bCs/>
+          <w:bCs/>
+          <w:b/>
         </w:rPr>
         <w:t xml:space="preserve">3.2</w:t>
       </w:r>
@@ -720,8 +848,8 @@
       <w:tblPr>
         <w:tblStyle w:val="Table"/>
         <w:tblW w:type="pct" w:w="5000"/>
-        <w:tblLayout w:type="fixed"/>
         <w:tblLook w:firstRow="1" w:lastRow="0" w:firstColumn="0" w:lastColumn="0" w:noHBand="0" w:noVBand="0" w:val="0020"/>
+        <w:jc w:val="start"/>
       </w:tblPr>
       <w:tblGrid>
         <w:gridCol w:w="2640"/>
@@ -730,13 +858,14 @@
       </w:tblGrid>
       <w:tr>
         <w:trPr>
-          <w:tblHeader w:val="on"/>
+          <w:tblHeader w:val="true"/>
         </w:trPr>
         <w:tc>
           <w:tcPr/>
           <w:p>
             <w:pPr>
               <w:pStyle w:val="Compact"/>
+              <w:jc w:val="left"/>
             </w:pPr>
             <w:r>
               <w:t xml:space="preserve">Rate</w:t>
@@ -748,6 +877,7 @@
           <w:p>
             <w:pPr>
               <w:pStyle w:val="Compact"/>
+              <w:jc w:val="left"/>
             </w:pPr>
             <w:r>
               <w:t xml:space="preserve">Stichmonat</w:t>
@@ -759,6 +889,7 @@
           <w:p>
             <w:pPr>
               <w:pStyle w:val="Compact"/>
+              <w:jc w:val="left"/>
             </w:pPr>
             <w:r>
               <w:t xml:space="preserve">Anteil</w:t>
@@ -772,6 +903,7 @@
           <w:p>
             <w:pPr>
               <w:pStyle w:val="Compact"/>
+              <w:jc w:val="left"/>
             </w:pPr>
             <w:r>
               <w:t xml:space="preserve">1. Rate</w:t>
@@ -783,6 +915,7 @@
           <w:p>
             <w:pPr>
               <w:pStyle w:val="Compact"/>
+              <w:jc w:val="left"/>
             </w:pPr>
             <w:r>
               <w:t xml:space="preserve">nach Beginn der Erdarbeiten</w:t>
@@ -794,6 +927,7 @@
           <w:p>
             <w:pPr>
               <w:pStyle w:val="Compact"/>
+              <w:jc w:val="left"/>
             </w:pPr>
             <w:r>
               <w:t xml:space="preserve">30,0 %</w:t>
@@ -807,6 +941,7 @@
           <w:p>
             <w:pPr>
               <w:pStyle w:val="Compact"/>
+              <w:jc w:val="left"/>
             </w:pPr>
             <w:r>
               <w:t xml:space="preserve">2. Rate</w:t>
@@ -818,6 +953,7 @@
           <w:p>
             <w:pPr>
               <w:pStyle w:val="Compact"/>
+              <w:jc w:val="left"/>
             </w:pPr>
             <w:r>
               <w:t xml:space="preserve">nach Rohbaufertigstellung einschließlich Zimmererarbeiten</w:t>
@@ -829,6 +965,7 @@
           <w:p>
             <w:pPr>
               <w:pStyle w:val="Compact"/>
+              <w:jc w:val="left"/>
             </w:pPr>
             <w:r>
               <w:t xml:space="preserve">28,0 %</w:t>
@@ -842,6 +979,7 @@
           <w:p>
             <w:pPr>
               <w:pStyle w:val="Compact"/>
+              <w:jc w:val="left"/>
             </w:pPr>
             <w:r>
               <w:t xml:space="preserve">3. Rate</w:t>
@@ -853,6 +991,7 @@
           <w:p>
             <w:pPr>
               <w:pStyle w:val="Compact"/>
+              <w:jc w:val="left"/>
             </w:pPr>
             <w:r>
               <w:t xml:space="preserve">nach Herstellung der Dachflächen und Dachrinnen, Ausführung der Rohinstallation der Heizungs-, Sanitär- und Elektroanlagen sowie Fenstereinbau einschließlich Verglasung</w:t>
@@ -864,6 +1003,7 @@
           <w:p>
             <w:pPr>
               <w:pStyle w:val="Compact"/>
+              <w:jc w:val="left"/>
             </w:pPr>
             <w:r>
               <w:t xml:space="preserve">18,9 %</w:t>
@@ -877,6 +1017,7 @@
           <w:p>
             <w:pPr>
               <w:pStyle w:val="Compact"/>
+              <w:jc w:val="left"/>
             </w:pPr>
             <w:r>
               <w:t xml:space="preserve">4. Rate</w:t>
@@ -888,6 +1029,7 @@
           <w:p>
             <w:pPr>
               <w:pStyle w:val="Compact"/>
+              <w:jc w:val="left"/>
             </w:pPr>
             <w:r>
               <w:t xml:space="preserve">nach Innenputz, Estrich und Fliesenarbeiten im Sanitärbereich</w:t>
@@ -899,6 +1041,7 @@
           <w:p>
             <w:pPr>
               <w:pStyle w:val="Compact"/>
+              <w:jc w:val="left"/>
             </w:pPr>
             <w:r>
               <w:t xml:space="preserve">9,1 %</w:t>
@@ -912,6 +1055,7 @@
           <w:p>
             <w:pPr>
               <w:pStyle w:val="Compact"/>
+              <w:jc w:val="left"/>
             </w:pPr>
             <w:r>
               <w:t xml:space="preserve">5. Rate</w:t>
@@ -923,6 +1067,7 @@
           <w:p>
             <w:pPr>
               <w:pStyle w:val="Compact"/>
+              <w:jc w:val="left"/>
             </w:pPr>
             <w:r>
               <w:t xml:space="preserve">nach Bezugsfertigkeit Zug um Zug gegen Besitzübergabe</w:t>
@@ -934,6 +1079,7 @@
           <w:p>
             <w:pPr>
               <w:pStyle w:val="Compact"/>
+              <w:jc w:val="left"/>
             </w:pPr>
             <w:r>
               <w:t xml:space="preserve">8,4 %</w:t>
@@ -947,6 +1093,7 @@
           <w:p>
             <w:pPr>
               <w:pStyle w:val="Compact"/>
+              <w:jc w:val="left"/>
             </w:pPr>
             <w:r>
               <w:t xml:space="preserve">6. Rate</w:t>
@@ -958,6 +1105,7 @@
           <w:p>
             <w:pPr>
               <w:pStyle w:val="Compact"/>
+              <w:jc w:val="left"/>
             </w:pPr>
             <w:r>
               <w:t xml:space="preserve">nach Fassadenarbeiten</w:t>
@@ -969,6 +1117,7 @@
           <w:p>
             <w:pPr>
               <w:pStyle w:val="Compact"/>
+              <w:jc w:val="left"/>
             </w:pPr>
             <w:r>
               <w:t xml:space="preserve">2,1 %</w:t>
@@ -982,6 +1131,7 @@
           <w:p>
             <w:pPr>
               <w:pStyle w:val="Compact"/>
+              <w:jc w:val="left"/>
             </w:pPr>
             <w:r>
               <w:t xml:space="preserve">7. Rate</w:t>
@@ -993,6 +1143,7 @@
           <w:p>
             <w:pPr>
               <w:pStyle w:val="Compact"/>
+              <w:jc w:val="left"/>
             </w:pPr>
             <w:r>
               <w:t xml:space="preserve">nach vollständiger Fertigstellung</w:t>
@@ -1004,6 +1155,7 @@
           <w:p>
             <w:pPr>
               <w:pStyle w:val="Compact"/>
+              <w:jc w:val="left"/>
             </w:pPr>
             <w:r>
               <w:t xml:space="preserve">3,5 %</w:t>
@@ -1042,8 +1194,8 @@
       </w:pPr>
       <w:r>
         <w:rPr>
-          <w:b/>
-          <w:bCs/>
+          <w:bCs/>
+          <w:b/>
         </w:rPr>
         <w:t xml:space="preserve">3.3</w:t>
       </w:r>
@@ -1068,8 +1220,8 @@
       </w:pPr>
       <w:r>
         <w:rPr>
-          <w:b/>
-          <w:bCs/>
+          <w:bCs/>
+          <w:b/>
         </w:rPr>
         <w:t xml:space="preserve">3.4</w:t>
       </w:r>
@@ -1086,8 +1238,8 @@
       </w:pPr>
       <w:r>
         <w:rPr>
-          <w:b/>
-          <w:bCs/>
+          <w:bCs/>
+          <w:b/>
         </w:rPr>
         <w:t xml:space="preserve">3.5</w:t>
       </w:r>
@@ -1098,8 +1250,13 @@
         <w:t xml:space="preserve">Sonderwünsche. Sonderwünsche des Käufers außerhalb der Standardausstattung sind vor Beginn der jeweils betroffenen Bauleistung vollständig und im Voraus zu zahlen. Die Vergütung für individuelle Beratungen durch den Verkäufer beträgt 180,00 EUR netto je angefangener Beratungsstunde. Eine Verrechnung im MaBV-Ratenplan findet nicht statt.</w:t>
       </w:r>
     </w:p>
-    <w:bookmarkEnd w:id="15"/>
-    <w:bookmarkStart w:id="16" w:name="Xacd27a9a0599f387afb098c717c3b96c90edba0"/>
+    <w:p>
+      <w:r>
+        <w:br w:type="page"/>
+      </w:r>
+    </w:p>
+    <w:bookmarkEnd w:id="26"/>
+    <w:bookmarkStart w:id="27" w:name="Xacd27a9a0599f387afb098c717c3b96c90edba0"/>
     <w:p>
       <w:pPr>
         <w:pStyle w:val="Heading1"/>
@@ -1114,8 +1271,8 @@
       </w:pPr>
       <w:r>
         <w:rPr>
-          <w:b/>
-          <w:bCs/>
+          <w:bCs/>
+          <w:b/>
         </w:rPr>
         <w:t xml:space="preserve">4.1</w:t>
       </w:r>
@@ -1132,8 +1289,8 @@
       </w:pPr>
       <w:r>
         <w:rPr>
-          <w:b/>
-          <w:bCs/>
+          <w:bCs/>
+          <w:b/>
         </w:rPr>
         <w:t xml:space="preserve">4.2</w:t>
       </w:r>
@@ -1150,8 +1307,8 @@
       </w:pPr>
       <w:r>
         <w:rPr>
-          <w:b/>
-          <w:bCs/>
+          <w:bCs/>
+          <w:b/>
         </w:rPr>
         <w:t xml:space="preserve">4.3</w:t>
       </w:r>
@@ -1162,8 +1319,13 @@
         <w:t xml:space="preserve">Die Grundpfandrechte können in jeder Höhe und mit jeder gesetzlich zulässigen Verzinsung bestellt werden, ohne dass eine betragsmäßige Obergrenze einzuhalten ist. Der Käufer trägt sämtliche damit verbundenen Kosten.</w:t>
       </w:r>
     </w:p>
-    <w:bookmarkEnd w:id="16"/>
-    <w:bookmarkStart w:id="17" w:name="baupflicht-baubeschreibung"/>
+    <w:p>
+      <w:r>
+        <w:br w:type="page"/>
+      </w:r>
+    </w:p>
+    <w:bookmarkEnd w:id="27"/>
+    <w:bookmarkStart w:id="28" w:name="baupflicht-baubeschreibung"/>
     <w:p>
       <w:pPr>
         <w:pStyle w:val="Heading1"/>
@@ -1178,8 +1340,8 @@
       </w:pPr>
       <w:r>
         <w:rPr>
-          <w:b/>
-          <w:bCs/>
+          <w:bCs/>
+          <w:b/>
         </w:rPr>
         <w:t xml:space="preserve">5.1</w:t>
       </w:r>
@@ -1196,8 +1358,8 @@
       </w:pPr>
       <w:r>
         <w:rPr>
-          <w:b/>
-          <w:bCs/>
+          <w:bCs/>
+          <w:b/>
         </w:rPr>
         <w:t xml:space="preserve">5.2</w:t>
       </w:r>
@@ -1230,8 +1392,8 @@
       </w:pPr>
       <w:r>
         <w:rPr>
-          <w:b/>
-          <w:bCs/>
+          <w:bCs/>
+          <w:b/>
         </w:rPr>
         <w:t xml:space="preserve">5.3</w:t>
       </w:r>
@@ -1264,8 +1426,8 @@
       </w:pPr>
       <w:r>
         <w:rPr>
-          <w:b/>
-          <w:bCs/>
+          <w:bCs/>
+          <w:b/>
         </w:rPr>
         <w:t xml:space="preserve">5.4</w:t>
       </w:r>
@@ -1282,8 +1444,8 @@
       </w:pPr>
       <w:r>
         <w:rPr>
-          <w:b/>
-          <w:bCs/>
+          <w:bCs/>
+          <w:b/>
         </w:rPr>
         <w:t xml:space="preserve">5.5</w:t>
       </w:r>
@@ -1300,8 +1462,8 @@
       </w:pPr>
       <w:r>
         <w:rPr>
-          <w:b/>
-          <w:bCs/>
+          <w:bCs/>
+          <w:b/>
         </w:rPr>
         <w:t xml:space="preserve">5.6</w:t>
       </w:r>
@@ -1316,8 +1478,8 @@
       </w:r>
       <w:r>
         <w:rPr>
-          <w:b/>
-          <w:bCs/>
+          <w:bCs/>
+          <w:b/>
         </w:rPr>
         <w:t xml:space="preserve">zum Tag der Erteilung der Baugenehmigung</w:t>
       </w:r>
@@ -1334,8 +1496,8 @@
       </w:pPr>
       <w:r>
         <w:rPr>
-          <w:b/>
-          <w:bCs/>
+          <w:bCs/>
+          <w:b/>
         </w:rPr>
         <w:t xml:space="preserve">5.7</w:t>
       </w:r>
@@ -1352,8 +1514,8 @@
       </w:pPr>
       <w:r>
         <w:rPr>
-          <w:b/>
-          <w:bCs/>
+          <w:bCs/>
+          <w:b/>
         </w:rPr>
         <w:t xml:space="preserve">5.8</w:t>
       </w:r>
@@ -1394,8 +1556,8 @@
       </w:pPr>
       <w:r>
         <w:rPr>
-          <w:b/>
-          <w:bCs/>
+          <w:bCs/>
+          <w:b/>
         </w:rPr>
         <w:t xml:space="preserve">5.9</w:t>
       </w:r>
@@ -1428,8 +1590,8 @@
       </w:pPr>
       <w:r>
         <w:rPr>
-          <w:b/>
-          <w:bCs/>
+          <w:bCs/>
+          <w:b/>
         </w:rPr>
         <w:t xml:space="preserve">5.10</w:t>
       </w:r>
@@ -1446,8 +1608,8 @@
       </w:pPr>
       <w:r>
         <w:rPr>
-          <w:b/>
-          <w:bCs/>
+          <w:bCs/>
+          <w:b/>
         </w:rPr>
         <w:t xml:space="preserve">5.11</w:t>
       </w:r>
@@ -1464,8 +1626,8 @@
       </w:pPr>
       <w:r>
         <w:rPr>
-          <w:b/>
-          <w:bCs/>
+          <w:bCs/>
+          <w:b/>
         </w:rPr>
         <w:t xml:space="preserve">5.12</w:t>
       </w:r>
@@ -1482,8 +1644,8 @@
       </w:pPr>
       <w:r>
         <w:rPr>
-          <w:b/>
-          <w:bCs/>
+          <w:bCs/>
+          <w:b/>
         </w:rPr>
         <w:t xml:space="preserve">5.13</w:t>
       </w:r>
@@ -1500,8 +1662,8 @@
       </w:pPr>
       <w:r>
         <w:rPr>
-          <w:b/>
-          <w:bCs/>
+          <w:bCs/>
+          <w:b/>
         </w:rPr>
         <w:t xml:space="preserve">5.14</w:t>
       </w:r>
@@ -1512,8 +1674,13 @@
         <w:t xml:space="preserve">Der Käufer erklärt, dass ihm von Vertriebsmitarbeitern oder anderen Beauftragten oder Mitarbeitern des Verkäufers keinerlei Zusagen zur Ausgestaltung des Kaufgegenstandes gemacht wurden, die nicht Gegenstand des vorliegenden Vertrages oder der diesem Vertrag in Bezug genommenen Urkunden sind.</w:t>
       </w:r>
     </w:p>
-    <w:bookmarkEnd w:id="17"/>
-    <w:bookmarkStart w:id="18" w:name="Xf95df7023395c5238d26d19148165edbf6ad5ae"/>
+    <w:p>
+      <w:r>
+        <w:br w:type="page"/>
+      </w:r>
+    </w:p>
+    <w:bookmarkEnd w:id="28"/>
+    <w:bookmarkStart w:id="29" w:name="Xf95df7023395c5238d26d19148165edbf6ad5ae"/>
     <w:p>
       <w:pPr>
         <w:pStyle w:val="Heading1"/>
@@ -1528,8 +1695,8 @@
       </w:pPr>
       <w:r>
         <w:rPr>
-          <w:b/>
-          <w:bCs/>
+          <w:bCs/>
+          <w:b/>
         </w:rPr>
         <w:t xml:space="preserve">6.1</w:t>
       </w:r>
@@ -1546,8 +1713,8 @@
       </w:pPr>
       <w:r>
         <w:rPr>
-          <w:b/>
-          <w:bCs/>
+          <w:bCs/>
+          <w:b/>
         </w:rPr>
         <w:t xml:space="preserve">6.2</w:t>
       </w:r>
@@ -1588,8 +1755,8 @@
       </w:pPr>
       <w:r>
         <w:rPr>
-          <w:b/>
-          <w:bCs/>
+          <w:bCs/>
+          <w:b/>
         </w:rPr>
         <w:t xml:space="preserve">6.3</w:t>
       </w:r>
@@ -1624,8 +1791,13 @@
         <w:t xml:space="preserve">6.3.3 Reicht die Begutachtung durch den Sachverständigen aus, gilt die Abnahme mit Übermittlung der Abnahmeerklärung an die WEG-Verwaltung als erfolgt; einer Mitwirkung der einzelnen Erwerber bedarf es nicht.</w:t>
       </w:r>
     </w:p>
-    <w:bookmarkEnd w:id="18"/>
-    <w:bookmarkStart w:id="19" w:name="erschließungskosten"/>
+    <w:p>
+      <w:r>
+        <w:br w:type="page"/>
+      </w:r>
+    </w:p>
+    <w:bookmarkEnd w:id="29"/>
+    <w:bookmarkStart w:id="30" w:name="erschließungskosten"/>
     <w:p>
       <w:pPr>
         <w:pStyle w:val="Heading1"/>
@@ -1640,8 +1812,8 @@
       </w:pPr>
       <w:r>
         <w:rPr>
-          <w:b/>
-          <w:bCs/>
+          <w:bCs/>
+          <w:b/>
         </w:rPr>
         <w:t xml:space="preserve">7.1</w:t>
       </w:r>
@@ -1658,8 +1830,8 @@
       </w:pPr>
       <w:r>
         <w:rPr>
-          <w:b/>
-          <w:bCs/>
+          <w:bCs/>
+          <w:b/>
         </w:rPr>
         <w:t xml:space="preserve">7.2</w:t>
       </w:r>
@@ -1670,8 +1842,13 @@
         <w:t xml:space="preserve">Die Höhe der auf den Käufer entfallenden Erschließungs- und Anschlusskosten kann zum Zeitpunkt der Beurkundung nicht abschließend beziffert werden. Vorbehaltlich abschließender Abrechnung schätzt der Verkäufer die Belastung auf voraussichtlich 28 000,00 EUR bis 42 000,00 EUR.</w:t>
       </w:r>
     </w:p>
-    <w:bookmarkEnd w:id="19"/>
-    <w:bookmarkStart w:id="20" w:name="zutritt-zur-baustelle"/>
+    <w:p>
+      <w:r>
+        <w:br w:type="page"/>
+      </w:r>
+    </w:p>
+    <w:bookmarkEnd w:id="30"/>
+    <w:bookmarkStart w:id="31" w:name="zutritt-zur-baustelle"/>
     <w:p>
       <w:pPr>
         <w:pStyle w:val="Heading1"/>
@@ -1686,8 +1863,8 @@
       </w:pPr>
       <w:r>
         <w:rPr>
-          <w:b/>
-          <w:bCs/>
+          <w:bCs/>
+          <w:b/>
         </w:rPr>
         <w:t xml:space="preserve">8.1</w:t>
       </w:r>
@@ -1704,8 +1881,8 @@
       </w:pPr>
       <w:r>
         <w:rPr>
-          <w:b/>
-          <w:bCs/>
+          <w:bCs/>
+          <w:b/>
         </w:rPr>
         <w:t xml:space="preserve">8.2</w:t>
       </w:r>
@@ -1722,8 +1899,8 @@
       </w:pPr>
       <w:r>
         <w:rPr>
-          <w:b/>
-          <w:bCs/>
+          <w:bCs/>
+          <w:b/>
         </w:rPr>
         <w:t xml:space="preserve">8.3</w:t>
       </w:r>
@@ -1734,8 +1911,13 @@
         <w:t xml:space="preserve">Verstöße gegen die Zutritts- und Verhaltensregelungen berechtigen den Verkäufer zur Geltendmachung einer Vertragsstrafe in Höhe von 2 500,00 EUR pro Vorfall. Weitergehende Ansprüche bleiben unberührt.</w:t>
       </w:r>
     </w:p>
-    <w:bookmarkEnd w:id="20"/>
-    <w:bookmarkStart w:id="21" w:name="haftung-mängelrechte-verzug-verjährung"/>
+    <w:p>
+      <w:r>
+        <w:br w:type="page"/>
+      </w:r>
+    </w:p>
+    <w:bookmarkEnd w:id="31"/>
+    <w:bookmarkStart w:id="32" w:name="haftung-mängelrechte-verzug-verjährung"/>
     <w:p>
       <w:pPr>
         <w:pStyle w:val="Heading1"/>
@@ -1750,8 +1932,8 @@
       </w:pPr>
       <w:r>
         <w:rPr>
-          <w:b/>
-          <w:bCs/>
+          <w:bCs/>
+          <w:b/>
         </w:rPr>
         <w:t xml:space="preserve">9.1</w:t>
       </w:r>
@@ -1768,8 +1950,8 @@
       </w:pPr>
       <w:r>
         <w:rPr>
-          <w:b/>
-          <w:bCs/>
+          <w:bCs/>
+          <w:b/>
         </w:rPr>
         <w:t xml:space="preserve">9.2</w:t>
       </w:r>
@@ -1786,8 +1968,8 @@
       </w:pPr>
       <w:r>
         <w:rPr>
-          <w:b/>
-          <w:bCs/>
+          <w:bCs/>
+          <w:b/>
         </w:rPr>
         <w:t xml:space="preserve">9.3</w:t>
       </w:r>
@@ -1804,8 +1986,8 @@
       </w:pPr>
       <w:r>
         <w:rPr>
-          <w:b/>
-          <w:bCs/>
+          <w:bCs/>
+          <w:b/>
         </w:rPr>
         <w:t xml:space="preserve">9.4</w:t>
       </w:r>
@@ -1818,11 +2000,11 @@
     </w:p>
     <w:p>
       <w:pPr>
-        <w:pStyle w:val="Compact"/>
         <w:numPr>
           <w:ilvl w:val="0"/>
           <w:numId w:val="1002"/>
         </w:numPr>
+        <w:pStyle w:val="Compact"/>
       </w:pPr>
       <w:r>
         <w:t xml:space="preserve">Der Käufer kann zuerst nur Nacherfüllung verlangen. Ist das Verlangen der Nacherfüllung unzumutbar, verweigert der Verkäufer die Nacherfüllung oder schlägt diese dreimal fehl, kann der Käufer — jeweils bei Vorliegen der gesetzlichen Voraussetzungen — den Kaufpreis angemessen mindern oder vom Vertrag zurücktreten.</w:t>
@@ -1830,11 +2012,11 @@
     </w:p>
     <w:p>
       <w:pPr>
-        <w:pStyle w:val="Compact"/>
         <w:numPr>
           <w:ilvl w:val="0"/>
           <w:numId w:val="1002"/>
         </w:numPr>
+        <w:pStyle w:val="Compact"/>
       </w:pPr>
       <w:r>
         <w:t xml:space="preserve">Das Selbstvornahmerecht des Käufers nach § 637 BGB ist ausgeschlossen.</w:t>
@@ -1842,11 +2024,11 @@
     </w:p>
     <w:p>
       <w:pPr>
-        <w:pStyle w:val="Compact"/>
         <w:numPr>
           <w:ilvl w:val="0"/>
           <w:numId w:val="1002"/>
         </w:numPr>
+        <w:pStyle w:val="Compact"/>
       </w:pPr>
       <w:r>
         <w:t xml:space="preserve">Mängel sind binnen einer Ausschlussfrist von 14 Kalendertagen nach Entdeckung schriftlich gegenüber dem Verkäufer per Einwurf-Einschreiben zu rügen. Nach Ablauf dieser Frist sind sämtliche Ansprüche und Rechte wegen des Mangels ausgeschlossen.</w:t>
@@ -1854,11 +2036,11 @@
     </w:p>
     <w:p>
       <w:pPr>
-        <w:pStyle w:val="Compact"/>
         <w:numPr>
           <w:ilvl w:val="0"/>
           <w:numId w:val="1002"/>
         </w:numPr>
+        <w:pStyle w:val="Compact"/>
       </w:pPr>
       <w:r>
         <w:t xml:space="preserve">Die Verjährungsfrist für Mängelansprüche beträgt zwei Jahre ab schriftlicher Abnahmebestätigung durch den Verkäufer.</w:t>
@@ -1866,11 +2048,11 @@
     </w:p>
     <w:p>
       <w:pPr>
-        <w:pStyle w:val="Compact"/>
         <w:numPr>
           <w:ilvl w:val="0"/>
           <w:numId w:val="1002"/>
         </w:numPr>
+        <w:pStyle w:val="Compact"/>
       </w:pPr>
       <w:r>
         <w:t xml:space="preserve">Mängelbeseitigung erfolgt durch vom Verkäufer benannte und beauftragte Handwerker. Die Beauftragung anderer Handwerker durch den Käufer entbindet den Verkäufer von jeder Verpflichtung.</w:t>
@@ -1882,8 +2064,8 @@
       </w:pPr>
       <w:r>
         <w:rPr>
-          <w:b/>
-          <w:bCs/>
+          <w:bCs/>
+          <w:b/>
         </w:rPr>
         <w:t xml:space="preserve">9.5</w:t>
       </w:r>
@@ -1900,8 +2082,8 @@
       </w:pPr>
       <w:r>
         <w:rPr>
-          <w:b/>
-          <w:bCs/>
+          <w:bCs/>
+          <w:b/>
         </w:rPr>
         <w:t xml:space="preserve">9.6</w:t>
       </w:r>
@@ -1912,8 +2094,13 @@
         <w:t xml:space="preserve">Der Verkäufer ist berechtigt, dem Käufer für den Fall, dass bei der Abnahme unwesentliche Mängel und/oder unwesentliche Restarbeiten festgestellt werden, eine unwiderrufliche selbstschuldnerische Bürgschaft eines Bürgen gemäß § 2 Abs. 2 MaBV zur Abwendung des Zurückbehaltungsrechts auszuhändigen. Die Bürgschaft ist vom Käufer mit Unterzeichnung des Abnahmeprotokolls unverzüglich an den Verkäufer zurückzugeben; die Rückgabe ist unabhängig davon zu erklären, ob die Restarbeiten tatsächlich erbracht oder die Mängel tatsächlich beseitigt sind.</w:t>
       </w:r>
     </w:p>
-    <w:bookmarkEnd w:id="21"/>
-    <w:bookmarkStart w:id="22" w:name="vormerkung"/>
+    <w:p>
+      <w:r>
+        <w:br w:type="page"/>
+      </w:r>
+    </w:p>
+    <w:bookmarkEnd w:id="32"/>
+    <w:bookmarkStart w:id="33" w:name="vormerkung"/>
     <w:p>
       <w:pPr>
         <w:pStyle w:val="Heading1"/>
@@ -1928,8 +2115,8 @@
       </w:pPr>
       <w:r>
         <w:rPr>
-          <w:b/>
-          <w:bCs/>
+          <w:bCs/>
+          <w:b/>
         </w:rPr>
         <w:t xml:space="preserve">10.1</w:t>
       </w:r>
@@ -1946,8 +2133,8 @@
       </w:pPr>
       <w:r>
         <w:rPr>
-          <w:b/>
-          <w:bCs/>
+          <w:bCs/>
+          <w:b/>
         </w:rPr>
         <w:t xml:space="preserve">10.2</w:t>
       </w:r>
@@ -1964,8 +2151,8 @@
       </w:pPr>
       <w:r>
         <w:rPr>
-          <w:b/>
-          <w:bCs/>
+          <w:bCs/>
+          <w:b/>
         </w:rPr>
         <w:t xml:space="preserve">10.3</w:t>
       </w:r>
@@ -1976,8 +2163,13 @@
         <w:t xml:space="preserve">Der Käufer beantragt schon heute die Löschung der Eigentumsvormerkung Zug um Zug mit Vollzug der Auflassung.</w:t>
       </w:r>
     </w:p>
-    <w:bookmarkEnd w:id="22"/>
-    <w:bookmarkStart w:id="23" w:name="auflassung"/>
+    <w:p>
+      <w:r>
+        <w:br w:type="page"/>
+      </w:r>
+    </w:p>
+    <w:bookmarkEnd w:id="33"/>
+    <w:bookmarkStart w:id="34" w:name="auflassung"/>
     <w:p>
       <w:pPr>
         <w:pStyle w:val="Heading1"/>
@@ -1994,8 +2186,13 @@
         <w:t xml:space="preserve">Verkäufer und Käufer sind über den Eigentumsübergang einig. Sie bewilligen und beantragen die Eintragung der Eigentumsänderung im Grundbuch. Der Notar wird angewiesen, die Auflassung erst nach Eingang des vollständigen Kaufpreises sowie Vorlage einer Bestätigung des Verkäufers über die Fertigstellung beim Grundbuchamt zur Eintragung zu bringen.</w:t>
       </w:r>
     </w:p>
-    <w:bookmarkEnd w:id="23"/>
-    <w:bookmarkStart w:id="24" w:name="vollmachten"/>
+    <w:p>
+      <w:r>
+        <w:br w:type="page"/>
+      </w:r>
+    </w:p>
+    <w:bookmarkEnd w:id="34"/>
+    <w:bookmarkStart w:id="35" w:name="vollmachten"/>
     <w:p>
       <w:pPr>
         <w:pStyle w:val="Heading1"/>
@@ -2010,8 +2207,8 @@
       </w:pPr>
       <w:r>
         <w:rPr>
-          <w:b/>
-          <w:bCs/>
+          <w:bCs/>
+          <w:b/>
         </w:rPr>
         <w:t xml:space="preserve">12.1</w:t>
       </w:r>
@@ -2028,8 +2225,8 @@
       </w:pPr>
       <w:r>
         <w:rPr>
-          <w:b/>
-          <w:bCs/>
+          <w:bCs/>
+          <w:b/>
         </w:rPr>
         <w:t xml:space="preserve">12.2</w:t>
       </w:r>
@@ -2046,8 +2243,8 @@
       </w:pPr>
       <w:r>
         <w:rPr>
-          <w:b/>
-          <w:bCs/>
+          <w:bCs/>
+          <w:b/>
         </w:rPr>
         <w:t xml:space="preserve">12.3</w:t>
       </w:r>
@@ -2058,8 +2255,13 @@
         <w:t xml:space="preserve">Der Käufer bevollmächtigt den Verkäufer ferner, sämtliche zur Durchführung dieses Vertrages erforderlichen Anträge, Erklärungen und Verzichte beim Grundbuchamt, bei Behörden und gegenüber Dritten abzugeben.</w:t>
       </w:r>
     </w:p>
-    <w:bookmarkEnd w:id="24"/>
-    <w:bookmarkStart w:id="25" w:name="schlussbestimmungen"/>
+    <w:p>
+      <w:r>
+        <w:br w:type="page"/>
+      </w:r>
+    </w:p>
+    <w:bookmarkEnd w:id="35"/>
+    <w:bookmarkStart w:id="36" w:name="schlussbestimmungen"/>
     <w:p>
       <w:pPr>
         <w:pStyle w:val="Heading1"/>
@@ -2074,8 +2276,8 @@
       </w:pPr>
       <w:r>
         <w:rPr>
-          <w:b/>
-          <w:bCs/>
+          <w:bCs/>
+          <w:b/>
         </w:rPr>
         <w:t xml:space="preserve">13.1</w:t>
       </w:r>
@@ -2092,8 +2294,8 @@
       </w:pPr>
       <w:r>
         <w:rPr>
-          <w:b/>
-          <w:bCs/>
+          <w:bCs/>
+          <w:b/>
         </w:rPr>
         <w:t xml:space="preserve">13.2</w:t>
       </w:r>
@@ -2110,8 +2312,8 @@
       </w:pPr>
       <w:r>
         <w:rPr>
-          <w:b/>
-          <w:bCs/>
+          <w:bCs/>
+          <w:b/>
         </w:rPr>
         <w:t xml:space="preserve">13.3</w:t>
       </w:r>
@@ -2128,8 +2330,8 @@
       </w:pPr>
       <w:r>
         <w:rPr>
-          <w:b/>
-          <w:bCs/>
+          <w:bCs/>
+          <w:b/>
         </w:rPr>
         <w:t xml:space="preserve">13.4</w:t>
       </w:r>
@@ -2146,8 +2348,8 @@
       </w:pPr>
       <w:r>
         <w:rPr>
-          <w:b/>
-          <w:bCs/>
+          <w:bCs/>
+          <w:b/>
         </w:rPr>
         <w:t xml:space="preserve">13.5</w:t>
       </w:r>
@@ -2158,8 +2360,13 @@
         <w:t xml:space="preserve">Der Käufer trägt die auf seine Einheit entfallenden Kosten der erstmaligen Einrichtung und Übergabe der WEG-Verwaltung, der technischen Betriebsführung, der Einweisung in gemeinschaftliche Anlagen sowie der für die Erstbetriebsphase abgeschlossenen Wartungs- und Dienstleistungsverträge. Eine Überprüfung der Wirtschaftlichkeit dieser Verträge durch einzelne Erwerber ist vor Übergabe des Gemeinschaftseigentums nicht geschuldet.</w:t>
       </w:r>
     </w:p>
-    <w:bookmarkEnd w:id="25"/>
-    <w:bookmarkStart w:id="26" w:name="belehrungen"/>
+    <w:p>
+      <w:r>
+        <w:br w:type="page"/>
+      </w:r>
+    </w:p>
+    <w:bookmarkEnd w:id="36"/>
+    <w:bookmarkStart w:id="37" w:name="belehrungen"/>
     <w:p>
       <w:pPr>
         <w:pStyle w:val="Heading1"/>
@@ -2178,11 +2385,11 @@
     </w:p>
     <w:p>
       <w:pPr>
-        <w:pStyle w:val="Compact"/>
         <w:numPr>
           <w:ilvl w:val="0"/>
           <w:numId w:val="1003"/>
         </w:numPr>
+        <w:pStyle w:val="Compact"/>
       </w:pPr>
       <w:r>
         <w:t xml:space="preserve">den Inhalt und die Bedeutung dieses Vertrages,</w:t>
@@ -2190,11 +2397,11 @@
     </w:p>
     <w:p>
       <w:pPr>
-        <w:pStyle w:val="Compact"/>
         <w:numPr>
           <w:ilvl w:val="0"/>
           <w:numId w:val="1003"/>
         </w:numPr>
+        <w:pStyle w:val="Compact"/>
       </w:pPr>
       <w:r>
         <w:t xml:space="preserve">die Bedeutung der Bezugnahme nach § 13a BeurkG,</w:t>
@@ -2202,11 +2409,11 @@
     </w:p>
     <w:p>
       <w:pPr>
-        <w:pStyle w:val="Compact"/>
         <w:numPr>
           <w:ilvl w:val="0"/>
           <w:numId w:val="1003"/>
         </w:numPr>
+        <w:pStyle w:val="Compact"/>
       </w:pPr>
       <w:r>
         <w:t xml:space="preserve">die Eigentumsübertragung erst mit Eintragung im Grundbuch,</w:t>
@@ -2214,11 +2421,11 @@
     </w:p>
     <w:p>
       <w:pPr>
-        <w:pStyle w:val="Compact"/>
         <w:numPr>
           <w:ilvl w:val="0"/>
           <w:numId w:val="1003"/>
         </w:numPr>
+        <w:pStyle w:val="Compact"/>
       </w:pPr>
       <w:r>
         <w:t xml:space="preserve">die Bedeutung der Auflassungsvormerkung,</w:t>
@@ -2226,11 +2433,11 @@
     </w:p>
     <w:p>
       <w:pPr>
-        <w:pStyle w:val="Compact"/>
         <w:numPr>
           <w:ilvl w:val="0"/>
           <w:numId w:val="1003"/>
         </w:numPr>
+        <w:pStyle w:val="Compact"/>
       </w:pPr>
       <w:r>
         <w:t xml:space="preserve">die Bedeutung der Belastungsvollmacht,</w:t>
@@ -2238,11 +2445,11 @@
     </w:p>
     <w:p>
       <w:pPr>
-        <w:pStyle w:val="Compact"/>
         <w:numPr>
           <w:ilvl w:val="0"/>
           <w:numId w:val="1003"/>
         </w:numPr>
+        <w:pStyle w:val="Compact"/>
       </w:pPr>
       <w:r>
         <w:t xml:space="preserve">die gesetzliche Verjährungsfrist für Mängelansprüche im Werkvertragsrecht,</w:t>
@@ -2250,11 +2457,11 @@
     </w:p>
     <w:p>
       <w:pPr>
-        <w:pStyle w:val="Compact"/>
         <w:numPr>
           <w:ilvl w:val="0"/>
           <w:numId w:val="1003"/>
         </w:numPr>
+        <w:pStyle w:val="Compact"/>
       </w:pPr>
       <w:r>
         <w:t xml:space="preserve">die Möglichkeit, eigene technische Berater hinzuzuziehen, wobei der Notar keine technische Prüfung des Baugrunds, der Bauüberwachung, der Fachplanung oder der Wirtschaftlichkeit von Betriebs- und Wartungsverträgen vorgenommen hat.</w:t>
@@ -2268,13 +2475,118 @@
         <w:t xml:space="preserve">Der Notar hat nicht über die Wirksamkeit einzelner Klauseln dieses Vertrages belehrt; eine inhaltliche Kontrolle der Vertragsklauseln durch den Notar ist nicht erfolgt und auch nicht geschuldet.</w:t>
       </w:r>
     </w:p>
-    <w:bookmarkEnd w:id="26"/>
-    <w:bookmarkStart w:id="27" w:name="unterschriften"/>
+    <w:p>
+      <w:r>
+        <w:br w:type="page"/>
+      </w:r>
+    </w:p>
+    <w:bookmarkEnd w:id="37"/>
+    <w:bookmarkStart w:id="38" w:name="X4f67cac4119bae2ce85a655d240d61c8e478a46"/>
     <w:p>
       <w:pPr>
         <w:pStyle w:val="Heading1"/>
       </w:pPr>
       <w:r>
+        <w:t xml:space="preserve">Bezugsurkunden, Anlagen und Vollzugshinweise</w:t>
+      </w:r>
+    </w:p>
+    <w:p>
+      <w:pPr>
+        <w:pStyle w:val="FirstParagraph"/>
+      </w:pPr>
+      <w:r>
+        <w:rPr>
+          <w:bCs/>
+          <w:b/>
+        </w:rPr>
+        <w:t xml:space="preserve">Bezugsurkunde 1</w:t>
+      </w:r>
+      <w:r>
+        <w:t xml:space="preserve"> </w:t>
+      </w:r>
+      <w:r>
+        <w:t xml:space="preserve">— Teilungserklärung einschließlich Gemeinschaftsordnung vom 18. Juli 2024, UR-Nr. 612/2024 W des Notars Egmont Wachtelborn, Berlin, in der Fassung des 1. bis 7. Nachtrags (UR-Nrn. 731/2024 W, 942/2024 W, 28/2025 W, 412/2025 W, 698/2025 W, 1108/2025 W und 187/2026 W). Auf das Verlesen wird gemäß § 13a BeurkG verzichtet (siehe Unterschriftenvermerk).</w:t>
+      </w:r>
+    </w:p>
+    <w:p>
+      <w:pPr>
+        <w:pStyle w:val="BodyText"/>
+      </w:pPr>
+      <w:r>
+        <w:rPr>
+          <w:bCs/>
+          <w:b/>
+        </w:rPr>
+        <w:t xml:space="preserve">Anhang a</w:t>
+      </w:r>
+      <w:r>
+        <w:t xml:space="preserve"> </w:t>
+      </w:r>
+      <w:r>
+        <w:t xml:space="preserve">— beglaubigte Fotokopie der Vollmacht der Erschienenen zu 1. vom 22.10.2025, UR-Nr. 1402/2025 W des Notars Egmont Wachtelborn, Berlin.</w:t>
+      </w:r>
+    </w:p>
+    <w:p>
+      <w:pPr>
+        <w:pStyle w:val="BodyText"/>
+      </w:pPr>
+      <w:r>
+        <w:rPr>
+          <w:bCs/>
+          <w:b/>
+        </w:rPr>
+        <w:t xml:space="preserve">Lose übergebene Unterlagen (nicht Gegenstand der Beurkundung):</w:t>
+      </w:r>
+      <w:r>
+        <w:t xml:space="preserve"> </w:t>
+      </w:r>
+      <w:r>
+        <w:t xml:space="preserve">Baubeschreibung in der Fassung Februar 2026, Version 7.2; Abgeschlossenheitsbescheinigung; Aufteilungsplan-Auszug zur Einheit 4.27. Diese Unterlagen wurden dem Käufer mit Vertragsunterzeichnung in Druckfassung ausgehändigt.</w:t>
+      </w:r>
+    </w:p>
+    <w:p>
+      <w:pPr>
+        <w:pStyle w:val="BodyText"/>
+      </w:pPr>
+      <w:r>
+        <w:t xml:space="preserve">Der Notar wird mit dem Vollzug beauftragt. Er soll Anträge erst stellen, wenn die hierfür erforderlichen Erklärungen und Nachweise vorliegen. Mitteilungen über den Eintritt der Fälligkeitsvoraussetzungen nach § 3 erfolgen schriftlich an beide Parteien.</w:t>
+      </w:r>
+    </w:p>
+    <w:p>
+      <w:r>
+        <w:br w:type="page"/>
+      </w:r>
+    </w:p>
+    <w:bookmarkEnd w:id="38"/>
+    <w:bookmarkStart w:id="39" w:name="geschäftswert-und-kosten"/>
+    <w:p>
+      <w:pPr>
+        <w:pStyle w:val="Heading1"/>
+      </w:pPr>
+      <w:r>
+        <w:t xml:space="preserve">Geschäftswert und Kosten</w:t>
+      </w:r>
+    </w:p>
+    <w:p>
+      <w:pPr>
+        <w:pStyle w:val="FirstParagraph"/>
+      </w:pPr>
+      <w:r>
+        <w:t xml:space="preserve">Der Geschäftswert dieser Urkunde wird mit dem Gesamtkaufpreis von 828.000,00 EUR angegeben. Die Kosten dieser Urkunde und ihres Vollzugs trägt nach § 13.4 der Käufer. Auf die zusätzlich anfallende Grunderwerbsteuer sowie die Erschließungs- und Anschlusskosten nach § 7 wurde hingewiesen.</w:t>
+      </w:r>
+    </w:p>
+    <w:p>
+      <w:r>
+        <w:br w:type="page"/>
+      </w:r>
+    </w:p>
+    <w:bookmarkEnd w:id="39"/>
+    <w:bookmarkStart w:id="40" w:name="unterschriften"/>
+    <w:p>
+      <w:pPr>
+        <w:pStyle w:val="Heading1"/>
+      </w:pPr>
+      <w:r>
         <w:t xml:space="preserve">Unterschriften</w:t>
       </w:r>
     </w:p>
@@ -2382,12 +2694,8 @@
         <w:t xml:space="preserve">Dr. Adalbert von Sickingen-Querfurt, Notar</w:t>
       </w:r>
     </w:p>
-    <w:bookmarkEnd w:id="27"/>
-    <w:sectPr>
-      <w:footnotePr>
-        <w:numRestart w:val="eachSect"/>
-      </w:footnotePr>
-    </w:sectPr>
+    <w:bookmarkEnd w:id="40"/>
+    <w:sectPr/>
   </w:body>
 </w:document>
 </file>
@@ -2418,14 +2726,14 @@
 <file path=word/numbering.xml><?xml version="1.0" encoding="utf-8"?>
 <w:numbering xmlns:w="http://schemas.openxmlformats.org/wordprocessingml/2006/main">
   <w:abstractNum w:abstractNumId="990">
-    <w:nsid w:val="0000A990"/>
+    <w:nsid w:val="A990"/>
     <w:multiLevelType w:val="multilevel"/>
     <w:lvl w:ilvl="0">
       <w:numFmt w:val="bullet"/>
       <w:lvlText w:val=" "/>
       <w:lvlJc w:val="left"/>
       <w:pPr>
-        <w:ind w:left="720" w:hanging="360"/>
+        <w:ind w:left="720" w:hanging="480"/>
       </w:pPr>
     </w:lvl>
     <w:lvl w:ilvl="1">
@@ -2433,7 +2741,7 @@
       <w:lvlText w:val=" "/>
       <w:lvlJc w:val="left"/>
       <w:pPr>
-        <w:ind w:left="1440" w:hanging="360"/>
+        <w:ind w:left="1440" w:hanging="480"/>
       </w:pPr>
     </w:lvl>
     <w:lvl w:ilvl="2">
@@ -2441,7 +2749,7 @@
       <w:lvlText w:val=" "/>
       <w:lvlJc w:val="left"/>
       <w:pPr>
-        <w:ind w:left="2160" w:hanging="360"/>
+        <w:ind w:left="2160" w:hanging="480"/>
       </w:pPr>
     </w:lvl>
     <w:lvl w:ilvl="3">
@@ -2449,7 +2757,7 @@
       <w:lvlText w:val=" "/>
       <w:lvlJc w:val="left"/>
       <w:pPr>
-        <w:ind w:left="2880" w:hanging="360"/>
+        <w:ind w:left="2880" w:hanging="480"/>
       </w:pPr>
     </w:lvl>
     <w:lvl w:ilvl="4">
@@ -2457,7 +2765,7 @@
       <w:lvlText w:val=" "/>
       <w:lvlJc w:val="left"/>
       <w:pPr>
-        <w:ind w:left="3600" w:hanging="360"/>
+        <w:ind w:left="3600" w:hanging="480"/>
       </w:pPr>
     </w:lvl>
     <w:lvl w:ilvl="5">
@@ -2465,7 +2773,7 @@
       <w:lvlText w:val=" "/>
       <w:lvlJc w:val="left"/>
       <w:pPr>
-        <w:ind w:left="4320" w:hanging="360"/>
+        <w:ind w:left="4320" w:hanging="480"/>
       </w:pPr>
     </w:lvl>
     <w:lvl w:ilvl="6">
@@ -2473,7 +2781,7 @@
       <w:lvlText w:val=" "/>
       <w:lvlJc w:val="left"/>
       <w:pPr>
-        <w:ind w:left="5040" w:hanging="360"/>
+        <w:ind w:left="5040" w:hanging="480"/>
       </w:pPr>
     </w:lvl>
     <w:lvl w:ilvl="7">
@@ -2481,7 +2789,7 @@
       <w:lvlText w:val=" "/>
       <w:lvlJc w:val="left"/>
       <w:pPr>
-        <w:ind w:left="5760" w:hanging="360"/>
+        <w:ind w:left="5760" w:hanging="480"/>
       </w:pPr>
     </w:lvl>
     <w:lvl w:ilvl="8">
@@ -2489,12 +2797,12 @@
       <w:lvlText w:val=" "/>
       <w:lvlJc w:val="left"/>
       <w:pPr>
-        <w:ind w:left="6480" w:hanging="360"/>
+        <w:ind w:left="6480" w:hanging="480"/>
       </w:pPr>
     </w:lvl>
   </w:abstractNum>
   <w:abstractNum w:abstractNumId="99721">
-    <w:nsid w:val="00A99721"/>
+    <w:nsid w:val="A99721"/>
     <w:multiLevelType w:val="multilevel"/>
     <w:lvl w:ilvl="0">
       <w:start w:val="1"/>
@@ -2502,7 +2810,7 @@
       <w:lvlText w:val="%1)"/>
       <w:lvlJc w:val="left"/>
       <w:pPr>
-        <w:ind w:left="720" w:hanging="360"/>
+        <w:ind w:left="720" w:hanging="480"/>
       </w:pPr>
     </w:lvl>
     <w:lvl w:ilvl="1">
@@ -2511,7 +2819,7 @@
       <w:lvlText w:val="%2)"/>
       <w:lvlJc w:val="left"/>
       <w:pPr>
-        <w:ind w:left="1440" w:hanging="360"/>
+        <w:ind w:left="1440" w:hanging="480"/>
       </w:pPr>
     </w:lvl>
     <w:lvl w:ilvl="2">
@@ -2520,7 +2828,7 @@
       <w:lvlText w:val="%3)"/>
       <w:lvlJc w:val="left"/>
       <w:pPr>
-        <w:ind w:left="2160" w:hanging="360"/>
+        <w:ind w:left="2160" w:hanging="480"/>
       </w:pPr>
     </w:lvl>
     <w:lvl w:ilvl="3">
@@ -2529,7 +2837,7 @@
       <w:lvlText w:val="%4)"/>
       <w:lvlJc w:val="left"/>
       <w:pPr>
-        <w:ind w:left="2880" w:hanging="360"/>
+        <w:ind w:left="2880" w:hanging="480"/>
       </w:pPr>
     </w:lvl>
     <w:lvl w:ilvl="4">
@@ -2538,7 +2846,7 @@
       <w:lvlText w:val="%5)"/>
       <w:lvlJc w:val="left"/>
       <w:pPr>
-        <w:ind w:left="3600" w:hanging="360"/>
+        <w:ind w:left="3600" w:hanging="480"/>
       </w:pPr>
     </w:lvl>
     <w:lvl w:ilvl="5">
@@ -2547,7 +2855,7 @@
       <w:lvlText w:val="%6)"/>
       <w:lvlJc w:val="left"/>
       <w:pPr>
-        <w:ind w:left="4320" w:hanging="360"/>
+        <w:ind w:left="4320" w:hanging="480"/>
       </w:pPr>
     </w:lvl>
     <w:lvl w:ilvl="6">
@@ -2556,7 +2864,7 @@
       <w:lvlText w:val="%7)"/>
       <w:lvlJc w:val="left"/>
       <w:pPr>
-        <w:ind w:left="5040" w:hanging="360"/>
+        <w:ind w:left="5040" w:hanging="480"/>
       </w:pPr>
     </w:lvl>
     <w:lvl w:ilvl="7">
@@ -2565,7 +2873,7 @@
       <w:lvlText w:val="%8)"/>
       <w:lvlJc w:val="left"/>
       <w:pPr>
-        <w:ind w:left="5760" w:hanging="360"/>
+        <w:ind w:left="5760" w:hanging="480"/>
       </w:pPr>
     </w:lvl>
     <w:lvl w:ilvl="8">
@@ -2574,111 +2882,84 @@
       <w:lvlText w:val="%9)"/>
       <w:lvlJc w:val="left"/>
       <w:pPr>
-        <w:ind w:left="6480" w:hanging="360"/>
+        <w:ind w:left="6480" w:hanging="480"/>
       </w:pPr>
     </w:lvl>
   </w:abstractNum>
   <w:abstractNum w:abstractNumId="991">
-    <w:nsid w:val="0000A991"/>
+    <w:nsid w:val="A991"/>
     <w:multiLevelType w:val="multilevel"/>
     <w:lvl w:ilvl="0">
       <w:numFmt w:val="bullet"/>
-      <w:lvlText w:val=""/>
+      <w:lvlText w:val="•"/>
       <w:lvlJc w:val="left"/>
       <w:pPr>
-        <w:ind w:left="720" w:hanging="360"/>
-      </w:pPr>
-      <w:rPr>
-        <w:rFonts w:ascii="Symbol" w:hAnsi="Symbol" w:cs="Symbol" w:hint="default"/>
-      </w:rPr>
+        <w:ind w:left="720" w:hanging="480"/>
+      </w:pPr>
     </w:lvl>
     <w:lvl w:ilvl="1">
       <w:numFmt w:val="bullet"/>
-      <w:lvlText w:val="o"/>
+      <w:lvlText w:val="–"/>
       <w:lvlJc w:val="left"/>
       <w:pPr>
-        <w:ind w:left="1440" w:hanging="360"/>
-      </w:pPr>
-      <w:rPr>
-        <w:rFonts w:ascii="Courier New" w:hAnsi="Courier New" w:cs="Courier New" w:hint="default"/>
-      </w:rPr>
+        <w:ind w:left="1440" w:hanging="480"/>
+      </w:pPr>
     </w:lvl>
     <w:lvl w:ilvl="2">
       <w:numFmt w:val="bullet"/>
-      <w:lvlText w:val=""/>
+      <w:lvlText w:val="•"/>
       <w:lvlJc w:val="left"/>
       <w:pPr>
-        <w:ind w:left="2160" w:hanging="360"/>
-      </w:pPr>
-      <w:rPr>
-        <w:rFonts w:ascii="Wingdings" w:hAnsi="Wingdings" w:cs="Wingdings" w:hint="default"/>
-      </w:rPr>
+        <w:ind w:left="2160" w:hanging="480"/>
+      </w:pPr>
     </w:lvl>
     <w:lvl w:ilvl="3">
       <w:numFmt w:val="bullet"/>
-      <w:lvlText w:val=""/>
+      <w:lvlText w:val="–"/>
       <w:lvlJc w:val="left"/>
       <w:pPr>
-        <w:ind w:left="2880" w:hanging="360"/>
-      </w:pPr>
-      <w:rPr>
-        <w:rFonts w:ascii="Symbol" w:hAnsi="Symbol" w:cs="Symbol" w:hint="default"/>
-      </w:rPr>
+        <w:ind w:left="2880" w:hanging="480"/>
+      </w:pPr>
     </w:lvl>
     <w:lvl w:ilvl="4">
       <w:numFmt w:val="bullet"/>
-      <w:lvlText w:val="o"/>
+      <w:lvlText w:val="•"/>
       <w:lvlJc w:val="left"/>
       <w:pPr>
-        <w:ind w:left="3600" w:hanging="360"/>
-      </w:pPr>
-      <w:rPr>
-        <w:rFonts w:ascii="Courier New" w:hAnsi="Courier New" w:cs="Courier New" w:hint="default"/>
-      </w:rPr>
+        <w:ind w:left="3600" w:hanging="480"/>
+      </w:pPr>
     </w:lvl>
     <w:lvl w:ilvl="5">
       <w:numFmt w:val="bullet"/>
-      <w:lvlText w:val=""/>
+      <w:lvlText w:val="–"/>
       <w:lvlJc w:val="left"/>
       <w:pPr>
-        <w:ind w:left="4320" w:hanging="360"/>
-      </w:pPr>
-      <w:rPr>
-        <w:rFonts w:ascii="Wingdings" w:hAnsi="Wingdings" w:cs="Wingdings" w:hint="default"/>
-      </w:rPr>
+        <w:ind w:left="4320" w:hanging="480"/>
+      </w:pPr>
     </w:lvl>
     <w:lvl w:ilvl="6">
       <w:numFmt w:val="bullet"/>
-      <w:lvlText w:val=""/>
+      <w:lvlText w:val="•"/>
       <w:lvlJc w:val="left"/>
       <w:pPr>
-        <w:ind w:left="5040" w:hanging="360"/>
-      </w:pPr>
-      <w:rPr>
-        <w:rFonts w:ascii="Symbol" w:hAnsi="Symbol" w:cs="Symbol" w:hint="default"/>
-      </w:rPr>
+        <w:ind w:left="5040" w:hanging="480"/>
+      </w:pPr>
     </w:lvl>
     <w:lvl w:ilvl="7">
       <w:numFmt w:val="bullet"/>
-      <w:lvlText w:val="o"/>
+      <w:lvlText w:val="–"/>
       <w:lvlJc w:val="left"/>
       <w:pPr>
-        <w:ind w:left="5760" w:hanging="360"/>
-      </w:pPr>
-      <w:rPr>
-        <w:rFonts w:ascii="Courier New" w:hAnsi="Courier New" w:cs="Courier New" w:hint="default"/>
-      </w:rPr>
+        <w:ind w:left="5760" w:hanging="480"/>
+      </w:pPr>
     </w:lvl>
     <w:lvl w:ilvl="8">
       <w:numFmt w:val="bullet"/>
-      <w:lvlText w:val=""/>
+      <w:lvlText w:val="•"/>
       <w:lvlJc w:val="left"/>
       <w:pPr>
-        <w:ind w:left="6480" w:hanging="360"/>
-      </w:pPr>
-      <w:rPr>
-        <w:rFonts w:ascii="Wingdings" w:hAnsi="Wingdings" w:cs="Wingdings" w:hint="default"/>
-      </w:rPr>
+        <w:ind w:left="6480" w:hanging="480"/>
+      </w:pPr>
     </w:lvl>
   </w:abstractNum>
   <w:num w:numId="1000">
@@ -2728,10 +3009,10 @@
   <w:docDefaults>
     <w:rPrDefault>
       <w:rPr>
-        <w:rFonts w:asciiTheme="minorHAnsi" w:cstheme="minorBidi" w:eastAsiaTheme="minorEastAsia" w:hAnsiTheme="minorHAnsi"/>
+        <w:rFonts w:asciiTheme="minorHAnsi" w:cstheme="minorBidi" w:eastAsiaTheme="minorHAnsi" w:hAnsiTheme="minorHAnsi"/>
         <w:sz w:val="24"/>
         <w:szCs w:val="24"/>
-        <w:lang w:bidi="ar-SA" w:eastAsia="zh-CN" w:val="en-US"/>
+        <w:lang w:bidi="ar-SA" w:eastAsia="en-US" w:val="en-US"/>
       </w:rPr>
     </w:rPrDefault>
     <w:pPrDefault>
@@ -2749,10 +3030,10 @@
     <w:name w:val="Body Text"/>
     <w:basedOn w:val="Normal"/>
     <w:link w:val="BodyTextChar"/>
-    <w:qFormat/>
     <w:pPr>
       <w:spacing w:after="180" w:before="180"/>
     </w:pPr>
+    <w:qFormat/>
   </w:style>
   <w:style w:customStyle="1" w:styleId="FirstParagraph" w:type="paragraph">
     <w:name w:val="First Paragraph"/>
@@ -2772,94 +3053,57 @@
     <w:name w:val="Title"/>
     <w:basedOn w:val="Normal"/>
     <w:next w:val="BodyText"/>
-    <w:link w:val="TitleChar"/>
-    <w:uiPriority w:val="10"/>
     <w:qFormat/>
-    <w:rsid w:val="00A10FD9"/>
     <w:pPr>
-      <w:spacing w:after="80" w:line="240" w:lineRule="auto"/>
-      <w:contextualSpacing/>
+      <w:keepNext/>
+      <w:keepLines/>
+      <w:spacing w:after="240" w:before="480"/>
       <w:jc w:val="center"/>
     </w:pPr>
     <w:rPr>
       <w:rFonts w:asciiTheme="majorHAnsi" w:cstheme="majorBidi" w:eastAsiaTheme="majorEastAsia" w:hAnsiTheme="majorHAnsi"/>
-      <w:sz w:val="56"/>
-      <w:szCs w:val="56"/>
-    </w:rPr>
-  </w:style>
-  <w:style w:customStyle="1" w:styleId="TitleChar" w:type="character">
-    <w:name w:val="Title Char"/>
-    <w:basedOn w:val="DefaultParagraphFont"/>
-    <w:link w:val="Title"/>
-    <w:uiPriority w:val="10"/>
-    <w:rsid w:val="00A10FD9"/>
-    <w:rPr>
-      <w:rFonts w:asciiTheme="majorHAnsi" w:cstheme="majorBidi" w:eastAsiaTheme="majorEastAsia" w:hAnsiTheme="majorHAnsi"/>
-      <w:sz w:val="56"/>
-      <w:szCs w:val="56"/>
+      <w:b/>
+      <w:bCs/>
+      <w:color w:themeColor="accent1" w:themeShade="B5" w:val="345A8A"/>
+      <w:sz w:val="36"/>
+      <w:szCs w:val="36"/>
     </w:rPr>
   </w:style>
   <w:style w:styleId="Subtitle" w:type="paragraph">
     <w:name w:val="Subtitle"/>
-    <w:basedOn w:val="Title"/>
-    <w:next w:val="BodyText"/>
-    <w:link w:val="SubtitleChar"/>
-    <w:uiPriority w:val="11"/>
-    <w:qFormat/>
-    <w:rsid w:val="00A10FD9"/>
-    <w:pPr>
-      <w:numPr>
-        <w:ilvl w:val="1"/>
-      </w:numPr>
-    </w:pPr>
-    <w:rPr>
-      <w:rFonts w:cstheme="majorBidi" w:eastAsiaTheme="majorEastAsia"/>
-      <w:spacing w:val="15"/>
-      <w:sz w:val="28"/>
-      <w:szCs w:val="28"/>
-    </w:rPr>
-  </w:style>
-  <w:style w:customStyle="1" w:styleId="SubtitleChar" w:type="character">
-    <w:name w:val="Subtitle Char"/>
-    <w:basedOn w:val="DefaultParagraphFont"/>
-    <w:link w:val="Subtitle"/>
-    <w:uiPriority w:val="11"/>
-    <w:rsid w:val="00A10FD9"/>
-    <w:rPr>
-      <w:rFonts w:cstheme="majorBidi" w:eastAsiaTheme="majorEastAsia"/>
-      <w:color w:themeColor="text1" w:themeTint="A6" w:val="595959"/>
-      <w:spacing w:val="15"/>
-      <w:sz w:val="28"/>
-      <w:szCs w:val="28"/>
-    </w:rPr>
-  </w:style>
-  <w:style w:customStyle="1" w:styleId="Author" w:type="paragraph">
-    <w:name w:val="Author"/>
     <w:basedOn w:val="Title"/>
     <w:next w:val="BodyText"/>
     <w:qFormat/>
     <w:pPr>
       <w:keepNext/>
       <w:keepLines/>
+      <w:spacing w:after="240" w:before="240"/>
+      <w:jc w:val="center"/>
     </w:pPr>
     <w:rPr>
-      <w:sz w:val="24"/>
-      <w:szCs w:val="24"/>
-    </w:rPr>
-  </w:style>
-  <w:style w:styleId="Date" w:type="paragraph">
-    <w:name w:val="Date"/>
-    <w:basedOn w:val="Title"/>
+      <w:sz w:val="30"/>
+      <w:szCs w:val="30"/>
+    </w:rPr>
+  </w:style>
+  <w:style w:customStyle="1" w:styleId="Author" w:type="paragraph">
+    <w:name w:val="Author"/>
     <w:next w:val="BodyText"/>
     <w:qFormat/>
     <w:pPr>
       <w:keepNext/>
       <w:keepLines/>
+      <w:jc w:val="center"/>
     </w:pPr>
-    <w:rPr>
-      <w:sz w:val="24"/>
-      <w:szCs w:val="24"/>
-    </w:rPr>
+  </w:style>
+  <w:style w:styleId="Date" w:type="paragraph">
+    <w:name w:val="Date"/>
+    <w:next w:val="BodyText"/>
+    <w:qFormat/>
+    <w:pPr>
+      <w:keepNext/>
+      <w:keepLines/>
+      <w:jc w:val="center"/>
+    </w:pPr>
   </w:style>
   <w:style w:customStyle="1" w:styleId="AbstractTitle" w:type="paragraph">
     <w:name w:val="Abstract Title"/>
@@ -2869,13 +3113,15 @@
     <w:pPr>
       <w:keepNext/>
       <w:keepLines/>
+      <w:jc w:val="center"/>
       <w:spacing w:after="0" w:before="300"/>
-      <w:jc w:val="center"/>
     </w:pPr>
     <w:rPr>
-      <w:b/>
       <w:sz w:val="20"/>
       <w:szCs w:val="20"/>
+      <w:b/>
+      <w:color w:val="345A8A"/>
+      &gt;
     </w:rPr>
   </w:style>
   <w:style w:customStyle="1" w:styleId="Abstract" w:type="paragraph">
@@ -2902,321 +3148,191 @@
     <w:rPr/>
   </w:style>
   <w:style w:styleId="Heading1" w:type="paragraph">
-    <w:name w:val="heading 1"/>
+    <w:name w:val="Heading 1"/>
     <w:basedOn w:val="Normal"/>
     <w:next w:val="BodyText"/>
-    <w:link w:val="Heading1Char"/>
     <w:uiPriority w:val="9"/>
     <w:qFormat/>
-    <w:rsid w:val="00A10FD9"/>
     <w:pPr>
       <w:keepNext/>
       <w:keepLines/>
-      <w:spacing w:after="80" w:before="360"/>
+      <w:spacing w:after="0" w:before="480"/>
       <w:outlineLvl w:val="0"/>
     </w:pPr>
     <w:rPr>
       <w:rFonts w:asciiTheme="majorHAnsi" w:cstheme="majorBidi" w:eastAsiaTheme="majorEastAsia" w:hAnsiTheme="majorHAnsi"/>
-      <w:color w:themeColor="accent1" w:themeShade="BF" w:val="0F4761"/>
-      <w:sz w:val="40"/>
-      <w:szCs w:val="40"/>
+      <w:b/>
+      <w:bCs/>
+      <w:color w:themeColor="accent1" w:val="4F81BD"/>
+      <w:sz w:val="32"/>
+      <w:szCs w:val="32"/>
     </w:rPr>
   </w:style>
   <w:style w:styleId="Heading2" w:type="paragraph">
-    <w:name w:val="heading 2"/>
+    <w:name w:val="Heading 2"/>
     <w:basedOn w:val="Normal"/>
     <w:next w:val="BodyText"/>
-    <w:link w:val="Heading2Char"/>
     <w:uiPriority w:val="9"/>
-    <w:semiHidden/>
     <w:unhideWhenUsed/>
     <w:qFormat/>
-    <w:rsid w:val="00A10FD9"/>
     <w:pPr>
       <w:keepNext/>
       <w:keepLines/>
-      <w:spacing w:after="80" w:before="160"/>
+      <w:spacing w:after="0" w:before="200"/>
       <w:outlineLvl w:val="1"/>
     </w:pPr>
     <w:rPr>
       <w:rFonts w:asciiTheme="majorHAnsi" w:cstheme="majorBidi" w:eastAsiaTheme="majorEastAsia" w:hAnsiTheme="majorHAnsi"/>
-      <w:color w:themeColor="accent1" w:themeShade="BF" w:val="0F4761"/>
-      <w:sz w:val="32"/>
-      <w:szCs w:val="32"/>
+      <w:b/>
+      <w:bCs/>
+      <w:color w:themeColor="accent1" w:val="4F81BD"/>
+      <w:sz w:val="28"/>
+      <w:szCs w:val="28"/>
     </w:rPr>
   </w:style>
   <w:style w:styleId="Heading3" w:type="paragraph">
-    <w:name w:val="heading 3"/>
+    <w:name w:val="Heading 3"/>
     <w:basedOn w:val="Normal"/>
     <w:next w:val="BodyText"/>
-    <w:link w:val="Heading3Char"/>
     <w:uiPriority w:val="9"/>
-    <w:semiHidden/>
     <w:unhideWhenUsed/>
     <w:qFormat/>
-    <w:rsid w:val="00A10FD9"/>
     <w:pPr>
       <w:keepNext/>
       <w:keepLines/>
-      <w:spacing w:after="80" w:before="160"/>
+      <w:spacing w:after="0" w:before="200"/>
       <w:outlineLvl w:val="2"/>
     </w:pPr>
     <w:rPr>
-      <w:rFonts w:cstheme="majorBidi" w:eastAsiaTheme="majorEastAsia"/>
-      <w:color w:themeColor="accent1" w:themeShade="BF" w:val="0F4761"/>
-      <w:sz w:val="28"/>
-      <w:szCs w:val="28"/>
+      <w:rFonts w:asciiTheme="majorHAnsi" w:cstheme="majorBidi" w:eastAsiaTheme="majorEastAsia" w:hAnsiTheme="majorHAnsi"/>
+      <w:b/>
+      <w:bCs/>
+      <w:color w:themeColor="accent1" w:val="4F81BD"/>
+      <w:sz w:val="24"/>
+      <w:szCs w:val="24"/>
     </w:rPr>
   </w:style>
   <w:style w:styleId="Heading4" w:type="paragraph">
-    <w:name w:val="heading 4"/>
+    <w:name w:val="Heading 4"/>
     <w:basedOn w:val="Normal"/>
     <w:next w:val="BodyText"/>
-    <w:link w:val="Heading4Char"/>
     <w:uiPriority w:val="9"/>
-    <w:semiHidden/>
     <w:unhideWhenUsed/>
     <w:qFormat/>
-    <w:rsid w:val="00A10FD9"/>
     <w:pPr>
       <w:keepNext/>
       <w:keepLines/>
-      <w:spacing w:after="40" w:before="80"/>
+      <w:spacing w:after="0" w:before="200"/>
       <w:outlineLvl w:val="3"/>
     </w:pPr>
     <w:rPr>
-      <w:rFonts w:cstheme="majorBidi" w:eastAsiaTheme="majorEastAsia"/>
+      <w:rFonts w:asciiTheme="majorHAnsi" w:cstheme="majorBidi" w:eastAsiaTheme="majorEastAsia" w:hAnsiTheme="majorHAnsi"/>
       <w:i/>
-      <w:iCs/>
-      <w:color w:themeColor="accent1" w:themeShade="BF" w:val="0F4761"/>
+      <w:bCs/>
+      <w:color w:themeColor="accent1" w:val="4F81BD"/>
+      <w:sz w:val="24"/>
+      <w:szCs w:val="24"/>
     </w:rPr>
   </w:style>
   <w:style w:styleId="Heading5" w:type="paragraph">
-    <w:name w:val="heading 5"/>
+    <w:name w:val="Heading 5"/>
     <w:basedOn w:val="Normal"/>
     <w:next w:val="BodyText"/>
-    <w:link w:val="Heading5Char"/>
     <w:uiPriority w:val="9"/>
-    <w:semiHidden/>
     <w:unhideWhenUsed/>
     <w:qFormat/>
-    <w:rsid w:val="00A10FD9"/>
     <w:pPr>
       <w:keepNext/>
       <w:keepLines/>
-      <w:spacing w:after="40" w:before="80"/>
+      <w:spacing w:after="0" w:before="200"/>
       <w:outlineLvl w:val="4"/>
     </w:pPr>
     <w:rPr>
-      <w:rFonts w:cstheme="majorBidi" w:eastAsiaTheme="majorEastAsia"/>
-      <w:color w:themeColor="accent1" w:themeShade="BF" w:val="0F4761"/>
+      <w:rFonts w:asciiTheme="majorHAnsi" w:cstheme="majorBidi" w:eastAsiaTheme="majorEastAsia" w:hAnsiTheme="majorHAnsi"/>
+      <w:iCs/>
+      <w:color w:themeColor="accent1" w:val="4F81BD"/>
+      <w:sz w:val="24"/>
+      <w:szCs w:val="24"/>
     </w:rPr>
   </w:style>
   <w:style w:styleId="Heading6" w:type="paragraph">
-    <w:name w:val="heading 6"/>
+    <w:name w:val="Heading 6"/>
     <w:basedOn w:val="Normal"/>
     <w:next w:val="BodyText"/>
-    <w:link w:val="Heading6Char"/>
     <w:uiPriority w:val="9"/>
-    <w:semiHidden/>
     <w:unhideWhenUsed/>
     <w:qFormat/>
-    <w:rsid w:val="00A10FD9"/>
     <w:pPr>
       <w:keepNext/>
       <w:keepLines/>
-      <w:spacing w:after="0" w:before="40"/>
+      <w:spacing w:after="0" w:before="200"/>
       <w:outlineLvl w:val="5"/>
     </w:pPr>
     <w:rPr>
-      <w:rFonts w:cstheme="majorBidi" w:eastAsiaTheme="majorEastAsia"/>
-      <w:i/>
-      <w:iCs/>
-      <w:color w:themeColor="text1" w:themeTint="A6" w:val="595959"/>
+      <w:rFonts w:asciiTheme="majorHAnsi" w:cstheme="majorBidi" w:eastAsiaTheme="majorEastAsia" w:hAnsiTheme="majorHAnsi"/>
+      <w:color w:themeColor="accent1" w:val="4F81BD"/>
+      <w:sz w:val="24"/>
+      <w:szCs w:val="24"/>
     </w:rPr>
   </w:style>
   <w:style w:styleId="Heading7" w:type="paragraph">
-    <w:name w:val="heading 7"/>
+    <w:name w:val="Heading 7"/>
     <w:basedOn w:val="Normal"/>
     <w:next w:val="BodyText"/>
-    <w:link w:val="Heading7Char"/>
     <w:uiPriority w:val="9"/>
-    <w:semiHidden/>
     <w:unhideWhenUsed/>
     <w:qFormat/>
-    <w:rsid w:val="00A10FD9"/>
     <w:pPr>
       <w:keepNext/>
       <w:keepLines/>
-      <w:spacing w:after="0" w:before="40"/>
+      <w:spacing w:after="0" w:before="200"/>
       <w:outlineLvl w:val="6"/>
     </w:pPr>
     <w:rPr>
-      <w:rFonts w:cstheme="majorBidi" w:eastAsiaTheme="majorEastAsia"/>
-      <w:color w:themeColor="text1" w:themeTint="A6" w:val="595959"/>
+      <w:rFonts w:asciiTheme="majorHAnsi" w:cstheme="majorBidi" w:eastAsiaTheme="majorEastAsia" w:hAnsiTheme="majorHAnsi"/>
+      <w:color w:themeColor="accent1" w:val="4F81BD"/>
+      <w:sz w:val="24"/>
+      <w:szCs w:val="24"/>
     </w:rPr>
   </w:style>
   <w:style w:styleId="Heading8" w:type="paragraph">
-    <w:name w:val="heading 8"/>
+    <w:name w:val="Heading 8"/>
     <w:basedOn w:val="Normal"/>
     <w:next w:val="BodyText"/>
-    <w:link w:val="Heading8Char"/>
     <w:uiPriority w:val="9"/>
-    <w:semiHidden/>
     <w:unhideWhenUsed/>
     <w:qFormat/>
-    <w:rsid w:val="00A10FD9"/>
     <w:pPr>
       <w:keepNext/>
       <w:keepLines/>
-      <w:spacing w:after="0"/>
+      <w:spacing w:after="0" w:before="200"/>
       <w:outlineLvl w:val="7"/>
     </w:pPr>
     <w:rPr>
-      <w:rFonts w:cstheme="majorBidi" w:eastAsiaTheme="majorEastAsia"/>
-      <w:i/>
-      <w:iCs/>
-      <w:color w:themeColor="text1" w:themeTint="D8" w:val="272727"/>
+      <w:rFonts w:asciiTheme="majorHAnsi" w:cstheme="majorBidi" w:eastAsiaTheme="majorEastAsia" w:hAnsiTheme="majorHAnsi"/>
+      <w:color w:themeColor="accent1" w:val="4F81BD"/>
+      <w:sz w:val="24"/>
+      <w:szCs w:val="24"/>
     </w:rPr>
   </w:style>
   <w:style w:styleId="Heading9" w:type="paragraph">
-    <w:name w:val="heading 9"/>
+    <w:name w:val="Heading 9"/>
     <w:basedOn w:val="Normal"/>
     <w:next w:val="BodyText"/>
-    <w:link w:val="Heading9Char"/>
     <w:uiPriority w:val="9"/>
-    <w:semiHidden/>
     <w:unhideWhenUsed/>
     <w:qFormat/>
-    <w:rsid w:val="00A10FD9"/>
     <w:pPr>
       <w:keepNext/>
       <w:keepLines/>
-      <w:spacing w:after="0"/>
+      <w:spacing w:after="0" w:before="200"/>
       <w:outlineLvl w:val="8"/>
     </w:pPr>
     <w:rPr>
-      <w:rFonts w:cstheme="majorBidi" w:eastAsiaTheme="majorEastAsia"/>
-      <w:color w:themeColor="text1" w:themeTint="D8" w:val="272727"/>
-    </w:rPr>
-  </w:style>
-  <w:style w:customStyle="1" w:styleId="Heading1Char" w:type="character">
-    <w:name w:val="Heading 1 Char"/>
-    <w:basedOn w:val="DefaultParagraphFont"/>
-    <w:link w:val="Heading1"/>
-    <w:uiPriority w:val="9"/>
-    <w:rsid w:val="00A10FD9"/>
-    <w:rPr>
       <w:rFonts w:asciiTheme="majorHAnsi" w:cstheme="majorBidi" w:eastAsiaTheme="majorEastAsia" w:hAnsiTheme="majorHAnsi"/>
-      <w:color w:themeColor="accent1" w:themeShade="BF" w:val="0F4761"/>
-      <w:sz w:val="40"/>
-      <w:szCs w:val="40"/>
-    </w:rPr>
-  </w:style>
-  <w:style w:customStyle="1" w:styleId="Heading2Char" w:type="character">
-    <w:name w:val="Heading 2 Char"/>
-    <w:basedOn w:val="DefaultParagraphFont"/>
-    <w:link w:val="Heading2"/>
-    <w:uiPriority w:val="9"/>
-    <w:semiHidden/>
-    <w:rsid w:val="00A10FD9"/>
-    <w:rPr>
-      <w:rFonts w:asciiTheme="majorHAnsi" w:cstheme="majorBidi" w:eastAsiaTheme="majorEastAsia" w:hAnsiTheme="majorHAnsi"/>
-      <w:color w:themeColor="accent1" w:themeShade="BF" w:val="0F4761"/>
-      <w:sz w:val="32"/>
-      <w:szCs w:val="32"/>
-    </w:rPr>
-  </w:style>
-  <w:style w:customStyle="1" w:styleId="Heading3Char" w:type="character">
-    <w:name w:val="Heading 3 Char"/>
-    <w:basedOn w:val="DefaultParagraphFont"/>
-    <w:link w:val="Heading3"/>
-    <w:uiPriority w:val="9"/>
-    <w:semiHidden/>
-    <w:rsid w:val="00A10FD9"/>
-    <w:rPr>
-      <w:rFonts w:cstheme="majorBidi" w:eastAsiaTheme="majorEastAsia"/>
-      <w:color w:themeColor="accent1" w:themeShade="BF" w:val="0F4761"/>
-      <w:sz w:val="28"/>
-      <w:szCs w:val="28"/>
-    </w:rPr>
-  </w:style>
-  <w:style w:customStyle="1" w:styleId="Heading4Char" w:type="character">
-    <w:name w:val="Heading 4 Char"/>
-    <w:basedOn w:val="DefaultParagraphFont"/>
-    <w:link w:val="Heading4"/>
-    <w:uiPriority w:val="9"/>
-    <w:semiHidden/>
-    <w:rsid w:val="00A10FD9"/>
-    <w:rPr>
-      <w:rFonts w:cstheme="majorBidi" w:eastAsiaTheme="majorEastAsia"/>
-      <w:i/>
-      <w:iCs/>
-      <w:color w:themeColor="accent1" w:themeShade="BF" w:val="0F4761"/>
-    </w:rPr>
-  </w:style>
-  <w:style w:customStyle="1" w:styleId="Heading5Char" w:type="character">
-    <w:name w:val="Heading 5 Char"/>
-    <w:basedOn w:val="DefaultParagraphFont"/>
-    <w:link w:val="Heading5"/>
-    <w:uiPriority w:val="9"/>
-    <w:semiHidden/>
-    <w:rsid w:val="00A10FD9"/>
-    <w:rPr>
-      <w:rFonts w:cstheme="majorBidi" w:eastAsiaTheme="majorEastAsia"/>
-      <w:color w:themeColor="accent1" w:themeShade="BF" w:val="0F4761"/>
-    </w:rPr>
-  </w:style>
-  <w:style w:customStyle="1" w:styleId="Heading6Char" w:type="character">
-    <w:name w:val="Heading 6 Char"/>
-    <w:basedOn w:val="DefaultParagraphFont"/>
-    <w:link w:val="Heading6"/>
-    <w:uiPriority w:val="9"/>
-    <w:semiHidden/>
-    <w:rsid w:val="00A10FD9"/>
-    <w:rPr>
-      <w:rFonts w:cstheme="majorBidi" w:eastAsiaTheme="majorEastAsia"/>
-      <w:i/>
-      <w:iCs/>
-      <w:color w:themeColor="text1" w:themeTint="A6" w:val="595959"/>
-    </w:rPr>
-  </w:style>
-  <w:style w:customStyle="1" w:styleId="Heading7Char" w:type="character">
-    <w:name w:val="Heading 7 Char"/>
-    <w:basedOn w:val="DefaultParagraphFont"/>
-    <w:link w:val="Heading7"/>
-    <w:uiPriority w:val="9"/>
-    <w:semiHidden/>
-    <w:rsid w:val="00A10FD9"/>
-    <w:rPr>
-      <w:rFonts w:cstheme="majorBidi" w:eastAsiaTheme="majorEastAsia"/>
-      <w:color w:themeColor="text1" w:themeTint="A6" w:val="595959"/>
-    </w:rPr>
-  </w:style>
-  <w:style w:customStyle="1" w:styleId="Heading8Char" w:type="character">
-    <w:name w:val="Heading 8 Char"/>
-    <w:basedOn w:val="DefaultParagraphFont"/>
-    <w:link w:val="Heading8"/>
-    <w:uiPriority w:val="9"/>
-    <w:semiHidden/>
-    <w:rsid w:val="00A10FD9"/>
-    <w:rPr>
-      <w:rFonts w:cstheme="majorBidi" w:eastAsiaTheme="majorEastAsia"/>
-      <w:i/>
-      <w:iCs/>
-      <w:color w:themeColor="text1" w:themeTint="D8" w:val="272727"/>
-    </w:rPr>
-  </w:style>
-  <w:style w:customStyle="1" w:styleId="Heading9Char" w:type="character">
-    <w:name w:val="Heading 9 Char"/>
-    <w:basedOn w:val="DefaultParagraphFont"/>
-    <w:link w:val="Heading9"/>
-    <w:uiPriority w:val="9"/>
-    <w:semiHidden/>
-    <w:rsid w:val="00A10FD9"/>
-    <w:rPr>
-      <w:rFonts w:cstheme="majorBidi" w:eastAsiaTheme="majorEastAsia"/>
-      <w:color w:themeColor="text1" w:themeTint="D8" w:val="272727"/>
+      <w:color w:themeColor="accent1" w:val="4F81BD"/>
+      <w:sz w:val="24"/>
+      <w:szCs w:val="24"/>
     </w:rPr>
   </w:style>
   <w:style w:styleId="BlockText" w:type="paragraph">
@@ -3238,18 +3354,6 @@
     <w:uiPriority w:val="9"/>
     <w:unhideWhenUsed/>
     <w:qFormat/>
-  </w:style>
-  <w:style w:styleId="FootnoteBlockText" w:type="paragraph">
-    <w:name w:val="Footnote Block Text"/>
-    <w:basedOn w:val="FootnoteText"/>
-    <w:next w:val="FootnoteText"/>
-    <w:uiPriority w:val="9"/>
-    <w:unhideWhenUsed/>
-    <w:qFormat/>
-    <w:pPr>
-      <w:spacing w:after="100" w:before="100"/>
-      <w:ind w:firstLine="0" w:left="480" w:right="480"/>
-    </w:pPr>
   </w:style>
   <w:style w:default="1" w:styleId="DefaultParagraphFont" w:type="character">
     <w:name w:val="Default Paragraph Font"/>
@@ -3272,11 +3376,18 @@
       </w:tblCellMar>
     </w:tblPr>
     <w:tblStylePr w:type="firstRow">
+      <w:tblPr>
+        <w:jc w:val="left"/>
+        <w:tblInd w:type="dxa" w:w="0"/>
+      </w:tblPr>
+      <w:trPr>
+        <w:jc w:val="left"/>
+      </w:trPr>
       <w:tcPr>
+        <w:vAlign w:val="bottom"/>
         <w:tcBorders>
           <w:bottom w:val="single"/>
         </w:tcBorders>
-        <w:vAlign w:val="bottom"/>
       </w:tcPr>
     </w:tblStylePr>
   </w:style>
@@ -3391,8 +3502,8 @@
     <w:name w:val="KeywordTok"/>
     <w:basedOn w:val="VerbatimChar"/>
     <w:rPr>
+      <w:color w:val="007020"/>
       <w:b/>
-      <w:color w:val="007020"/>
     </w:rPr>
   </w:style>
   <w:style w:type="character" w:customStyle="1" w:styleId="DataTypeTok">
@@ -3469,42 +3580,42 @@
     <w:name w:val="ImportTok"/>
     <w:basedOn w:val="VerbatimChar"/>
     <w:rPr>
+      <w:color w:val="008000"/>
       <w:b/>
-      <w:color w:val="008000"/>
     </w:rPr>
   </w:style>
   <w:style w:type="character" w:customStyle="1" w:styleId="CommentTok">
     <w:name w:val="CommentTok"/>
     <w:basedOn w:val="VerbatimChar"/>
     <w:rPr>
+      <w:color w:val="60a0b0"/>
       <w:i/>
-      <w:color w:val="60a0b0"/>
     </w:rPr>
   </w:style>
   <w:style w:type="character" w:customStyle="1" w:styleId="DocumentationTok">
     <w:name w:val="DocumentationTok"/>
     <w:basedOn w:val="VerbatimChar"/>
     <w:rPr>
+      <w:color w:val="ba2121"/>
       <w:i/>
-      <w:color w:val="ba2121"/>
     </w:rPr>
   </w:style>
   <w:style w:type="character" w:customStyle="1" w:styleId="AnnotationTok">
     <w:name w:val="AnnotationTok"/>
     <w:basedOn w:val="VerbatimChar"/>
     <w:rPr>
+      <w:color w:val="60a0b0"/>
       <w:b/>
       <w:i/>
-      <w:color w:val="60a0b0"/>
     </w:rPr>
   </w:style>
   <w:style w:type="character" w:customStyle="1" w:styleId="CommentVarTok">
     <w:name w:val="CommentVarTok"/>
     <w:basedOn w:val="VerbatimChar"/>
     <w:rPr>
+      <w:color w:val="60a0b0"/>
       <w:b/>
       <w:i/>
-      <w:color w:val="60a0b0"/>
     </w:rPr>
   </w:style>
   <w:style w:type="character" w:customStyle="1" w:styleId="OtherTok">
@@ -3532,8 +3643,8 @@
     <w:name w:val="ControlFlowTok"/>
     <w:basedOn w:val="VerbatimChar"/>
     <w:rPr>
+      <w:color w:val="007020"/>
       <w:b/>
-      <w:color w:val="007020"/>
     </w:rPr>
   </w:style>
   <w:style w:type="character" w:customStyle="1" w:styleId="OperatorTok">
@@ -3578,34 +3689,34 @@
     <w:name w:val="InformationTok"/>
     <w:basedOn w:val="VerbatimChar"/>
     <w:rPr>
+      <w:color w:val="60a0b0"/>
       <w:b/>
       <w:i/>
-      <w:color w:val="60a0b0"/>
     </w:rPr>
   </w:style>
   <w:style w:type="character" w:customStyle="1" w:styleId="WarningTok">
     <w:name w:val="WarningTok"/>
     <w:basedOn w:val="VerbatimChar"/>
     <w:rPr>
+      <w:color w:val="60a0b0"/>
       <w:b/>
       <w:i/>
-      <w:color w:val="60a0b0"/>
     </w:rPr>
   </w:style>
   <w:style w:type="character" w:customStyle="1" w:styleId="AlertTok">
     <w:name w:val="AlertTok"/>
     <w:basedOn w:val="VerbatimChar"/>
     <w:rPr>
+      <w:color w:val="ff0000"/>
       <w:b/>
-      <w:color w:val="ff0000"/>
     </w:rPr>
   </w:style>
   <w:style w:type="character" w:customStyle="1" w:styleId="ErrorTok">
     <w:name w:val="ErrorTok"/>
     <w:basedOn w:val="VerbatimChar"/>
     <w:rPr>
+      <w:color w:val="ff0000"/>
       <w:b/>
-      <w:color w:val="ff0000"/>
     </w:rPr>
   </w:style>
   <w:style w:type="character" w:customStyle="1" w:styleId="NormalTok">
@@ -3627,44 +3738,44 @@
         <a:sysClr val="window" lastClr="FFFFFF"/>
       </a:lt1>
       <a:dk2>
-        <a:srgbClr val="0E2841"/>
+        <a:srgbClr val="1F497D"/>
       </a:dk2>
       <a:lt2>
-        <a:srgbClr val="E8E8E8"/>
+        <a:srgbClr val="EEECE1"/>
       </a:lt2>
       <a:accent1>
-        <a:srgbClr val="156082"/>
+        <a:srgbClr val="4F81BD"/>
       </a:accent1>
       <a:accent2>
-        <a:srgbClr val="E97132"/>
+        <a:srgbClr val="C0504D"/>
       </a:accent2>
       <a:accent3>
-        <a:srgbClr val="196B24"/>
+        <a:srgbClr val="9BBB59"/>
       </a:accent3>
       <a:accent4>
-        <a:srgbClr val="0F9ED5"/>
+        <a:srgbClr val="8064A2"/>
       </a:accent4>
       <a:accent5>
-        <a:srgbClr val="A02B93"/>
+        <a:srgbClr val="4BACC6"/>
       </a:accent5>
       <a:accent6>
-        <a:srgbClr val="4EA72E"/>
+        <a:srgbClr val="F79646"/>
       </a:accent6>
       <a:hlink>
-        <a:srgbClr val="467886"/>
+        <a:srgbClr val="0000FF"/>
       </a:hlink>
       <a:folHlink>
-        <a:srgbClr val="96607D"/>
+        <a:srgbClr val="800080"/>
       </a:folHlink>
     </a:clrScheme>
     <a:fontScheme name="Office">
       <a:majorFont>
-        <a:latin typeface="Aptos Display" panose="02110004020202020204"/>
+        <a:latin typeface="Calibri"/>
         <a:ea typeface=""/>
         <a:cs typeface=""/>
-        <a:font script="Jpan" typeface="游ゴシック Light"/>
+        <a:font script="Jpan" typeface="ＭＳ ゴシック"/>
         <a:font script="Hang" typeface="맑은 고딕"/>
-        <a:font script="Hans" typeface="等线 Light"/>
+        <a:font script="Hans" typeface="宋体"/>
         <a:font script="Hant" typeface="新細明體"/>
         <a:font script="Arab" typeface="Times New Roman"/>
         <a:font script="Hebr" typeface="Times New Roman"/>
@@ -3691,32 +3802,14 @@
         <a:font script="Mong" typeface="Mongolian Baiti"/>
         <a:font script="Viet" typeface="Times New Roman"/>
         <a:font script="Uigh" typeface="Microsoft Uighur"/>
-        <a:font script="Geor" typeface="Sylfaen"/>
-        <a:font script="Armn" typeface="Arial"/>
-        <a:font script="Bugi" typeface="Leelawadee UI"/>
-        <a:font script="Bopo" typeface="Microsoft JhengHei"/>
-        <a:font script="Java" typeface="Javanese Text"/>
-        <a:font script="Lisu" typeface="Segoe UI"/>
-        <a:font script="Mymr" typeface="Myanmar Text"/>
-        <a:font script="Nkoo" typeface="Ebrima"/>
-        <a:font script="Olck" typeface="Nirmala UI"/>
-        <a:font script="Osma" typeface="Ebrima"/>
-        <a:font script="Phag" typeface="Phagspa"/>
-        <a:font script="Syrn" typeface="Estrangelo Edessa"/>
-        <a:font script="Syrj" typeface="Estrangelo Edessa"/>
-        <a:font script="Syre" typeface="Estrangelo Edessa"/>
-        <a:font script="Sora" typeface="Nirmala UI"/>
-        <a:font script="Tale" typeface="Microsoft Tai Le"/>
-        <a:font script="Talu" typeface="Microsoft New Tai Lue"/>
-        <a:font script="Tfng" typeface="Ebrima"/>
       </a:majorFont>
       <a:minorFont>
-        <a:latin typeface="Aptos" panose="02110004020202020204"/>
+        <a:latin typeface="Cambria"/>
         <a:ea typeface=""/>
         <a:cs typeface=""/>
-        <a:font script="Jpan" typeface="游明朝"/>
+        <a:font script="Jpan" typeface="ＭＳ 明朝"/>
         <a:font script="Hang" typeface="맑은 고딕"/>
-        <a:font script="Hans" typeface="等线"/>
+        <a:font script="Hans" typeface="宋体"/>
         <a:font script="Hant" typeface="新細明體"/>
         <a:font script="Arab" typeface="Arial"/>
         <a:font script="Hebr" typeface="Arial"/>
@@ -3743,24 +3836,6 @@
         <a:font script="Mong" typeface="Mongolian Baiti"/>
         <a:font script="Viet" typeface="Arial"/>
         <a:font script="Uigh" typeface="Microsoft Uighur"/>
-        <a:font script="Geor" typeface="Sylfaen"/>
-        <a:font script="Armn" typeface="Arial"/>
-        <a:font script="Bugi" typeface="Leelawadee UI"/>
-        <a:font script="Bopo" typeface="Microsoft JhengHei"/>
-        <a:font script="Java" typeface="Javanese Text"/>
-        <a:font script="Lisu" typeface="Segoe UI"/>
-        <a:font script="Mymr" typeface="Myanmar Text"/>
-        <a:font script="Nkoo" typeface="Ebrima"/>
-        <a:font script="Olck" typeface="Nirmala UI"/>
-        <a:font script="Osma" typeface="Ebrima"/>
-        <a:font script="Phag" typeface="Phagspa"/>
-        <a:font script="Syrn" typeface="Estrangelo Edessa"/>
-        <a:font script="Syrj" typeface="Estrangelo Edessa"/>
-        <a:font script="Syre" typeface="Estrangelo Edessa"/>
-        <a:font script="Sora" typeface="Nirmala UI"/>
-        <a:font script="Tale" typeface="Microsoft Tai Le"/>
-        <a:font script="Talu" typeface="Microsoft New Tai Lue"/>
-        <a:font script="Tfng" typeface="Ebrima"/>
       </a:minorFont>
     </a:fontScheme>
     <a:fmtScheme name="Office">
@@ -3772,141 +3847,200 @@
           <a:gsLst>
             <a:gs pos="0">
               <a:schemeClr val="phClr">
-                <a:lumMod val="110000"/>
-                <a:satMod val="105000"/>
-                <a:tint val="67000"/>
+                <a:tint val="50000"/>
+                <a:satMod val="300000"/>
               </a:schemeClr>
             </a:gs>
-            <a:gs pos="50000">
+            <a:gs pos="35000">
               <a:schemeClr val="phClr">
-                <a:lumMod val="105000"/>
-                <a:satMod val="103000"/>
-                <a:tint val="73000"/>
+                <a:tint val="37000"/>
+                <a:satMod val="300000"/>
               </a:schemeClr>
             </a:gs>
             <a:gs pos="100000">
               <a:schemeClr val="phClr">
-                <a:lumMod val="105000"/>
-                <a:satMod val="109000"/>
-                <a:tint val="81000"/>
+                <a:tint val="15000"/>
+                <a:satMod val="350000"/>
               </a:schemeClr>
             </a:gs>
           </a:gsLst>
-          <a:lin ang="5400000" scaled="0"/>
+          <a:lin ang="16200000" scaled="1"/>
         </a:gradFill>
         <a:gradFill rotWithShape="1">
           <a:gsLst>
             <a:gs pos="0">
               <a:schemeClr val="phClr">
-                <a:satMod val="103000"/>
-                <a:lumMod val="102000"/>
-                <a:tint val="94000"/>
-              </a:schemeClr>
-            </a:gs>
-            <a:gs pos="50000">
-              <a:schemeClr val="phClr">
-                <a:satMod val="110000"/>
-                <a:lumMod val="100000"/>
+                <a:tint val="100000"/>
                 <a:shade val="100000"/>
+                <a:satMod val="130000"/>
               </a:schemeClr>
             </a:gs>
             <a:gs pos="100000">
               <a:schemeClr val="phClr">
-                <a:lumMod val="99000"/>
-                <a:satMod val="120000"/>
-                <a:shade val="78000"/>
+                <a:tint val="50000"/>
+                <a:shade val="100000"/>
+                <a:satMod val="350000"/>
               </a:schemeClr>
             </a:gs>
           </a:gsLst>
-          <a:lin ang="5400000" scaled="0"/>
+          <a:lin ang="16200000" scaled="0"/>
         </a:gradFill>
       </a:fillStyleLst>
       <a:lnStyleLst>
-        <a:ln w="6350" cap="flat" cmpd="sng" algn="ctr">
+        <a:ln w="9525" cap="flat" cmpd="sng" algn="ctr">
+          <a:solidFill>
+            <a:schemeClr val="phClr">
+              <a:shade val="95000"/>
+              <a:satMod val="105000"/>
+            </a:schemeClr>
+          </a:solidFill>
+          <a:prstDash val="solid"/>
+        </a:ln>
+        <a:ln w="25400" cap="flat" cmpd="sng" algn="ctr">
           <a:solidFill>
             <a:schemeClr val="phClr"/>
           </a:solidFill>
           <a:prstDash val="solid"/>
-          <a:miter lim="800000"/>
         </a:ln>
-        <a:ln w="12700" cap="flat" cmpd="sng" algn="ctr">
+        <a:ln w="38100" cap="flat" cmpd="sng" algn="ctr">
           <a:solidFill>
             <a:schemeClr val="phClr"/>
           </a:solidFill>
           <a:prstDash val="solid"/>
-          <a:miter lim="800000"/>
-        </a:ln>
-        <a:ln w="19050" cap="flat" cmpd="sng" algn="ctr">
-          <a:solidFill>
-            <a:schemeClr val="phClr"/>
-          </a:solidFill>
-          <a:prstDash val="solid"/>
-          <a:miter lim="800000"/>
         </a:ln>
       </a:lnStyleLst>
       <a:effectStyleLst>
         <a:effectStyle>
-          <a:effectLst/>
-        </a:effectStyle>
-        <a:effectStyle>
-          <a:effectLst/>
+          <a:effectLst>
+            <a:outerShdw blurRad="40000" dist="20000" dir="5400000" rotWithShape="0">
+              <a:srgbClr val="000000">
+                <a:alpha val="38000"/>
+              </a:srgbClr>
+            </a:outerShdw>
+          </a:effectLst>
         </a:effectStyle>
         <a:effectStyle>
           <a:effectLst>
-            <a:outerShdw blurRad="57150" dist="19050" dir="5400000" algn="ctr" rotWithShape="0">
+            <a:outerShdw blurRad="40000" dist="23000" dir="5400000" rotWithShape="0">
               <a:srgbClr val="000000">
-                <a:alpha val="63000"/>
+                <a:alpha val="35000"/>
               </a:srgbClr>
             </a:outerShdw>
           </a:effectLst>
+        </a:effectStyle>
+        <a:effectStyle>
+          <a:effectLst>
+            <a:outerShdw blurRad="40000" dist="23000" dir="5400000" rotWithShape="0">
+              <a:srgbClr val="000000">
+                <a:alpha val="35000"/>
+              </a:srgbClr>
+            </a:outerShdw>
+          </a:effectLst>
+          <a:scene3d>
+            <a:camera prst="orthographicFront">
+              <a:rot lat="0" lon="0" rev="0"/>
+            </a:camera>
+            <a:lightRig rig="threePt" dir="t">
+              <a:rot lat="0" lon="0" rev="1200000"/>
+            </a:lightRig>
+          </a:scene3d>
+          <a:sp3d>
+            <a:bevelT w="63500" h="25400"/>
+          </a:sp3d>
         </a:effectStyle>
       </a:effectStyleLst>
       <a:bgFillStyleLst>
         <a:solidFill>
           <a:schemeClr val="phClr"/>
         </a:solidFill>
-        <a:solidFill>
-          <a:schemeClr val="phClr">
-            <a:tint val="95000"/>
-            <a:satMod val="170000"/>
-          </a:schemeClr>
-        </a:solidFill>
         <a:gradFill rotWithShape="1">
           <a:gsLst>
             <a:gs pos="0">
               <a:schemeClr val="phClr">
-                <a:tint val="93000"/>
-                <a:satMod val="150000"/>
-                <a:shade val="98000"/>
-                <a:lumMod val="102000"/>
+                <a:tint val="40000"/>
+                <a:satMod val="350000"/>
               </a:schemeClr>
             </a:gs>
-            <a:gs pos="50000">
+            <a:gs pos="40000">
               <a:schemeClr val="phClr">
-                <a:tint val="98000"/>
-                <a:satMod val="130000"/>
-                <a:shade val="90000"/>
-                <a:lumMod val="103000"/>
+                <a:tint val="45000"/>
+                <a:shade val="99000"/>
+                <a:satMod val="350000"/>
               </a:schemeClr>
             </a:gs>
             <a:gs pos="100000">
               <a:schemeClr val="phClr">
-                <a:shade val="63000"/>
-                <a:satMod val="120000"/>
+                <a:shade val="20000"/>
+                <a:satMod val="255000"/>
               </a:schemeClr>
             </a:gs>
           </a:gsLst>
-          <a:lin ang="5400000" scaled="0"/>
+          <a:path path="circle">
+            <a:fillToRect l="50000" t="-80000" r="50000" b="180000"/>
+          </a:path>
+        </a:gradFill>
+        <a:gradFill rotWithShape="1">
+          <a:gsLst>
+            <a:gs pos="0">
+              <a:schemeClr val="phClr">
+                <a:tint val="80000"/>
+                <a:satMod val="300000"/>
+              </a:schemeClr>
+            </a:gs>
+            <a:gs pos="100000">
+              <a:schemeClr val="phClr">
+                <a:shade val="30000"/>
+                <a:satMod val="200000"/>
+              </a:schemeClr>
+            </a:gs>
+          </a:gsLst>
+          <a:path path="circle">
+            <a:fillToRect l="50000" t="50000" r="50000" b="50000"/>
+          </a:path>
         </a:gradFill>
       </a:bgFillStyleLst>
     </a:fmtScheme>
   </a:themeElements>
-  <a:objectDefaults/>
+  <a:objectDefaults>
+    <a:spDef>
+      <a:spPr/>
+      <a:bodyPr/>
+      <a:lstStyle/>
+      <a:style>
+        <a:lnRef idx="1">
+          <a:schemeClr val="accent1"/>
+        </a:lnRef>
+        <a:fillRef idx="3">
+          <a:schemeClr val="accent1"/>
+        </a:fillRef>
+        <a:effectRef idx="2">
+          <a:schemeClr val="accent1"/>
+        </a:effectRef>
+        <a:fontRef idx="minor">
+          <a:schemeClr val="lt1"/>
+        </a:fontRef>
+      </a:style>
+    </a:spDef>
+    <a:lnDef>
+      <a:spPr/>
+      <a:bodyPr/>
+      <a:lstStyle/>
+      <a:style>
+        <a:lnRef idx="2">
+          <a:schemeClr val="accent1"/>
+        </a:lnRef>
+        <a:fillRef idx="0">
+          <a:schemeClr val="accent1"/>
+        </a:fillRef>
+        <a:effectRef idx="1">
+          <a:schemeClr val="accent1"/>
+        </a:effectRef>
+        <a:fontRef idx="minor">
+          <a:schemeClr val="tx1"/>
+        </a:fontRef>
+      </a:style>
+    </a:lnDef>
+  </a:objectDefaults>
   <a:extraClrSchemeLst/>
-  <a:extLst>
-    <a:ext uri="{05A4C25C-085E-4340-85A3-A5531E510DB2}">
-      <thm15:themeFamily xmlns:thm15="http://schemas.microsoft.com/office/thememl/2012/main" name="Office Theme" id="{2E142A2C-CD16-42D6-873A-C26D2A0506FA}" vid="{1BDDFF52-6CD6-40A5-AB3C-68EB2F1E4D0A}"/>
-    </a:ext>
-  </a:extLst>
 </a:theme>
 </file>